--- a/docs/tables/auc3/sec8_aki_c30.docx
+++ b/docs/tables/auc3/sec8_aki_c30.docx
@@ -2069,120 +2069,120 @@
                 <w:szCs w:val="22"/>
                 <w:color w:val="000000"/>
               </w:rPr>
-              <w:t xml:space="preserve">0.71</w:t>
-            </w:r>
-          </w:p>
-        </w:tc>
-        <w:tc>
-          <w:tcPr>
-            <w:tcBorders>
-              <w:bottom w:val="none" w:sz="0" w:space="0" w:color="000000"/>
-              <w:top w:val="none" w:sz="0" w:space="0" w:color="000000"/>
-              <w:left w:val="none" w:sz="0" w:space="0" w:color="000000"/>
-              <w:right w:val="none" w:sz="0" w:space="0" w:color="000000"/>
-            </w:tcBorders>
-            <w:shd w:val="clear" w:color="auto" w:fill="FFFFFF"/>
-            <w:tcMar>
-              <w:top w:w="0" w:type="dxa"/>
-              <w:bottom w:w="0" w:type="dxa"/>
-              <w:left w:w="0" w:type="dxa"/>
-              <w:right w:w="0" w:type="dxa"/>
-            </w:tcMar>
-            <w:vAlign w:val="top"/>
-          </w:tcPr>
-          <w:p>
-            <w:pPr>
-              <w:pStyle w:val="Normal"/>
-              <w:jc w:val="center"/>
-              <w:pBdr>
-                <w:bottom w:val="none" w:sz="0" w:space="0" w:color="000000"/>
-                <w:top w:val="none" w:sz="0" w:space="0" w:color="000000"/>
-                <w:left w:val="none" w:sz="0" w:space="0" w:color="000000"/>
-                <w:right w:val="none" w:sz="0" w:space="0" w:color="000000"/>
-              </w:pBdr>
-              <w:spacing w:after="100" w:before="100" w:line="240"/>
-              <w:ind w:left="100" w:right="100" w:firstLine="0" w:firstLineChars="0"/>
-              <w:rPr>
-                <w:rFonts w:ascii="Helvetica" w:hAnsi="Helvetica" w:eastAsia="Helvetica" w:cs="Helvetica"/>
-                <w:i w:val="false"/>
-                <w:b w:val="false"/>
-                <w:u w:val="none"/>
-                <w:sz w:val="22"/>
-                <w:szCs w:val="22"/>
-                <w:color w:val="000000"/>
-              </w:rPr>
-            </w:pPr>
-            <w:r>
-              <w:rPr>
-                <w:rFonts w:ascii="Helvetica" w:hAnsi="Helvetica" w:eastAsia="Helvetica" w:cs="Helvetica"/>
-                <w:i w:val="false"/>
-                <w:b w:val="false"/>
-                <w:u w:val="none"/>
-                <w:sz w:val="22"/>
-                <w:szCs w:val="22"/>
-                <w:color w:val="000000"/>
-              </w:rPr>
-              <w:t xml:space="preserve">0.02, 26.4</w:t>
-            </w:r>
-          </w:p>
-        </w:tc>
-        <w:tc>
-          <w:tcPr>
-            <w:tcBorders>
-              <w:bottom w:val="none" w:sz="0" w:space="0" w:color="000000"/>
-              <w:top w:val="none" w:sz="0" w:space="0" w:color="000000"/>
-              <w:left w:val="none" w:sz="0" w:space="0" w:color="000000"/>
-              <w:right w:val="none" w:sz="0" w:space="0" w:color="000000"/>
-            </w:tcBorders>
-            <w:shd w:val="clear" w:color="auto" w:fill="FFFFFF"/>
-            <w:tcMar>
-              <w:top w:w="0" w:type="dxa"/>
-              <w:bottom w:w="0" w:type="dxa"/>
-              <w:left w:w="0" w:type="dxa"/>
-              <w:right w:w="0" w:type="dxa"/>
-            </w:tcMar>
-            <w:vAlign w:val="top"/>
-          </w:tcPr>
-          <w:p>
-            <w:pPr>
-              <w:pStyle w:val="Normal"/>
-              <w:jc w:val="center"/>
-              <w:pBdr>
-                <w:bottom w:val="none" w:sz="0" w:space="0" w:color="000000"/>
-                <w:top w:val="none" w:sz="0" w:space="0" w:color="000000"/>
-                <w:left w:val="none" w:sz="0" w:space="0" w:color="000000"/>
-                <w:right w:val="none" w:sz="0" w:space="0" w:color="000000"/>
-              </w:pBdr>
-              <w:spacing w:after="100" w:before="100" w:line="240"/>
-              <w:ind w:left="100" w:right="100" w:firstLine="0" w:firstLineChars="0"/>
-              <w:rPr>
-                <w:rFonts w:ascii="Helvetica" w:hAnsi="Helvetica" w:eastAsia="Helvetica" w:cs="Helvetica"/>
-                <w:i w:val="false"/>
-                <w:b w:val="false"/>
-                <w:u w:val="none"/>
-                <w:sz w:val="22"/>
-                <w:szCs w:val="22"/>
-                <w:color w:val="000000"/>
-              </w:rPr>
-            </w:pPr>
-            <w:r>
-              <w:rPr>
-                <w:rFonts w:ascii="Helvetica" w:hAnsi="Helvetica" w:eastAsia="Helvetica" w:cs="Helvetica"/>
-                <w:i w:val="false"/>
-                <w:b w:val="false"/>
-                <w:u w:val="none"/>
-                <w:sz w:val="22"/>
-                <w:szCs w:val="22"/>
-                <w:color w:val="000000"/>
-              </w:rPr>
-              <w:t xml:space="preserve">0.850</w:t>
+              <w:t xml:space="preserve">0.41</w:t>
+            </w:r>
+          </w:p>
+        </w:tc>
+        <w:tc>
+          <w:tcPr>
+            <w:tcBorders>
+              <w:bottom w:val="none" w:sz="0" w:space="0" w:color="000000"/>
+              <w:top w:val="none" w:sz="0" w:space="0" w:color="000000"/>
+              <w:left w:val="none" w:sz="0" w:space="0" w:color="000000"/>
+              <w:right w:val="none" w:sz="0" w:space="0" w:color="000000"/>
+            </w:tcBorders>
+            <w:shd w:val="clear" w:color="auto" w:fill="FFFFFF"/>
+            <w:tcMar>
+              <w:top w:w="0" w:type="dxa"/>
+              <w:bottom w:w="0" w:type="dxa"/>
+              <w:left w:w="0" w:type="dxa"/>
+              <w:right w:w="0" w:type="dxa"/>
+            </w:tcMar>
+            <w:vAlign w:val="top"/>
+          </w:tcPr>
+          <w:p>
+            <w:pPr>
+              <w:pStyle w:val="Normal"/>
+              <w:jc w:val="center"/>
+              <w:pBdr>
+                <w:bottom w:val="none" w:sz="0" w:space="0" w:color="000000"/>
+                <w:top w:val="none" w:sz="0" w:space="0" w:color="000000"/>
+                <w:left w:val="none" w:sz="0" w:space="0" w:color="000000"/>
+                <w:right w:val="none" w:sz="0" w:space="0" w:color="000000"/>
+              </w:pBdr>
+              <w:spacing w:after="100" w:before="100" w:line="240"/>
+              <w:ind w:left="100" w:right="100" w:firstLine="0" w:firstLineChars="0"/>
+              <w:rPr>
+                <w:rFonts w:ascii="Helvetica" w:hAnsi="Helvetica" w:eastAsia="Helvetica" w:cs="Helvetica"/>
+                <w:i w:val="false"/>
+                <w:b w:val="false"/>
+                <w:u w:val="none"/>
+                <w:sz w:val="22"/>
+                <w:szCs w:val="22"/>
+                <w:color w:val="000000"/>
+              </w:rPr>
+            </w:pPr>
+            <w:r>
+              <w:rPr>
+                <w:rFonts w:ascii="Helvetica" w:hAnsi="Helvetica" w:eastAsia="Helvetica" w:cs="Helvetica"/>
+                <w:i w:val="false"/>
+                <w:b w:val="false"/>
+                <w:u w:val="none"/>
+                <w:sz w:val="22"/>
+                <w:szCs w:val="22"/>
+                <w:color w:val="000000"/>
+              </w:rPr>
+              <w:t xml:space="preserve">0.01, 21.7</w:t>
+            </w:r>
+          </w:p>
+        </w:tc>
+        <w:tc>
+          <w:tcPr>
+            <w:tcBorders>
+              <w:bottom w:val="none" w:sz="0" w:space="0" w:color="000000"/>
+              <w:top w:val="none" w:sz="0" w:space="0" w:color="000000"/>
+              <w:left w:val="none" w:sz="0" w:space="0" w:color="000000"/>
+              <w:right w:val="none" w:sz="0" w:space="0" w:color="000000"/>
+            </w:tcBorders>
+            <w:shd w:val="clear" w:color="auto" w:fill="FFFFFF"/>
+            <w:tcMar>
+              <w:top w:w="0" w:type="dxa"/>
+              <w:bottom w:w="0" w:type="dxa"/>
+              <w:left w:w="0" w:type="dxa"/>
+              <w:right w:w="0" w:type="dxa"/>
+            </w:tcMar>
+            <w:vAlign w:val="top"/>
+          </w:tcPr>
+          <w:p>
+            <w:pPr>
+              <w:pStyle w:val="Normal"/>
+              <w:jc w:val="center"/>
+              <w:pBdr>
+                <w:bottom w:val="none" w:sz="0" w:space="0" w:color="000000"/>
+                <w:top w:val="none" w:sz="0" w:space="0" w:color="000000"/>
+                <w:left w:val="none" w:sz="0" w:space="0" w:color="000000"/>
+                <w:right w:val="none" w:sz="0" w:space="0" w:color="000000"/>
+              </w:pBdr>
+              <w:spacing w:after="100" w:before="100" w:line="240"/>
+              <w:ind w:left="100" w:right="100" w:firstLine="0" w:firstLineChars="0"/>
+              <w:rPr>
+                <w:rFonts w:ascii="Helvetica" w:hAnsi="Helvetica" w:eastAsia="Helvetica" w:cs="Helvetica"/>
+                <w:i w:val="false"/>
+                <w:b w:val="false"/>
+                <w:u w:val="none"/>
+                <w:sz w:val="22"/>
+                <w:szCs w:val="22"/>
+                <w:color w:val="000000"/>
+              </w:rPr>
+            </w:pPr>
+            <w:r>
+              <w:rPr>
+                <w:rFonts w:ascii="Helvetica" w:hAnsi="Helvetica" w:eastAsia="Helvetica" w:cs="Helvetica"/>
+                <w:i w:val="false"/>
+                <w:b w:val="false"/>
+                <w:u w:val="none"/>
+                <w:sz w:val="22"/>
+                <w:szCs w:val="22"/>
+                <w:color w:val="000000"/>
+              </w:rPr>
+              <w:t xml:space="preserve">0.660</w:t>
             </w:r>
           </w:p>
         </w:tc>
       </w:tr>
       <w:tr>
         <w:trPr>
-          <w:trHeight w:val="597" w:hRule="auto"/>
+          <w:trHeight w:val="598" w:hRule="auto"/>
         </w:trPr>
         body 4
         <w:tc>
@@ -2552,113 +2552,113 @@
                 <w:szCs w:val="22"/>
                 <w:color w:val="000000"/>
               </w:rPr>
-              <w:t xml:space="preserve">1.03</w:t>
-            </w:r>
-          </w:p>
-        </w:tc>
-        <w:tc>
-          <w:tcPr>
-            <w:tcBorders>
-              <w:bottom w:val="none" w:sz="0" w:space="0" w:color="000000"/>
-              <w:top w:val="none" w:sz="0" w:space="0" w:color="000000"/>
-              <w:left w:val="none" w:sz="0" w:space="0" w:color="000000"/>
-              <w:right w:val="none" w:sz="0" w:space="0" w:color="000000"/>
-            </w:tcBorders>
-            <w:shd w:val="clear" w:color="auto" w:fill="FFFFFF"/>
-            <w:tcMar>
-              <w:top w:w="0" w:type="dxa"/>
-              <w:bottom w:w="0" w:type="dxa"/>
-              <w:left w:w="0" w:type="dxa"/>
-              <w:right w:w="0" w:type="dxa"/>
-            </w:tcMar>
-            <w:vAlign w:val="top"/>
-          </w:tcPr>
-          <w:p>
-            <w:pPr>
-              <w:pStyle w:val="Normal"/>
-              <w:jc w:val="center"/>
-              <w:pBdr>
-                <w:bottom w:val="none" w:sz="0" w:space="0" w:color="000000"/>
-                <w:top w:val="none" w:sz="0" w:space="0" w:color="000000"/>
-                <w:left w:val="none" w:sz="0" w:space="0" w:color="000000"/>
-                <w:right w:val="none" w:sz="0" w:space="0" w:color="000000"/>
-              </w:pBdr>
-              <w:spacing w:after="100" w:before="100" w:line="240"/>
-              <w:ind w:left="100" w:right="100" w:firstLine="0" w:firstLineChars="0"/>
-              <w:rPr>
-                <w:rFonts w:ascii="Helvetica" w:hAnsi="Helvetica" w:eastAsia="Helvetica" w:cs="Helvetica"/>
-                <w:i w:val="false"/>
-                <w:b w:val="false"/>
-                <w:u w:val="none"/>
-                <w:sz w:val="22"/>
-                <w:szCs w:val="22"/>
-                <w:color w:val="000000"/>
-              </w:rPr>
-            </w:pPr>
-            <w:r>
-              <w:rPr>
-                <w:rFonts w:ascii="Helvetica" w:hAnsi="Helvetica" w:eastAsia="Helvetica" w:cs="Helvetica"/>
-                <w:i w:val="false"/>
-                <w:b w:val="false"/>
-                <w:u w:val="none"/>
-                <w:sz w:val="22"/>
-                <w:szCs w:val="22"/>
-                <w:color w:val="000000"/>
-              </w:rPr>
-              <w:t xml:space="preserve">0.97, 1.10</w:t>
-            </w:r>
-          </w:p>
-        </w:tc>
-        <w:tc>
-          <w:tcPr>
-            <w:tcBorders>
-              <w:bottom w:val="none" w:sz="0" w:space="0" w:color="000000"/>
-              <w:top w:val="none" w:sz="0" w:space="0" w:color="000000"/>
-              <w:left w:val="none" w:sz="0" w:space="0" w:color="000000"/>
-              <w:right w:val="none" w:sz="0" w:space="0" w:color="000000"/>
-            </w:tcBorders>
-            <w:shd w:val="clear" w:color="auto" w:fill="FFFFFF"/>
-            <w:tcMar>
-              <w:top w:w="0" w:type="dxa"/>
-              <w:bottom w:w="0" w:type="dxa"/>
-              <w:left w:w="0" w:type="dxa"/>
-              <w:right w:w="0" w:type="dxa"/>
-            </w:tcMar>
-            <w:vAlign w:val="top"/>
-          </w:tcPr>
-          <w:p>
-            <w:pPr>
-              <w:pStyle w:val="Normal"/>
-              <w:jc w:val="center"/>
-              <w:pBdr>
-                <w:bottom w:val="none" w:sz="0" w:space="0" w:color="000000"/>
-                <w:top w:val="none" w:sz="0" w:space="0" w:color="000000"/>
-                <w:left w:val="none" w:sz="0" w:space="0" w:color="000000"/>
-                <w:right w:val="none" w:sz="0" w:space="0" w:color="000000"/>
-              </w:pBdr>
-              <w:spacing w:after="100" w:before="100" w:line="240"/>
-              <w:ind w:left="100" w:right="100" w:firstLine="0" w:firstLineChars="0"/>
-              <w:rPr>
-                <w:rFonts w:ascii="Helvetica" w:hAnsi="Helvetica" w:eastAsia="Helvetica" w:cs="Helvetica"/>
-                <w:i w:val="false"/>
-                <w:b w:val="false"/>
-                <w:u w:val="none"/>
-                <w:sz w:val="22"/>
-                <w:szCs w:val="22"/>
-                <w:color w:val="000000"/>
-              </w:rPr>
-            </w:pPr>
-            <w:r>
-              <w:rPr>
-                <w:rFonts w:ascii="Helvetica" w:hAnsi="Helvetica" w:eastAsia="Helvetica" w:cs="Helvetica"/>
-                <w:i w:val="false"/>
-                <w:b w:val="false"/>
-                <w:u w:val="none"/>
-                <w:sz w:val="22"/>
-                <w:szCs w:val="22"/>
-                <w:color w:val="000000"/>
-              </w:rPr>
-              <w:t xml:space="preserve">0.300</w:t>
+              <w:t xml:space="preserve">1.04</w:t>
+            </w:r>
+          </w:p>
+        </w:tc>
+        <w:tc>
+          <w:tcPr>
+            <w:tcBorders>
+              <w:bottom w:val="none" w:sz="0" w:space="0" w:color="000000"/>
+              <w:top w:val="none" w:sz="0" w:space="0" w:color="000000"/>
+              <w:left w:val="none" w:sz="0" w:space="0" w:color="000000"/>
+              <w:right w:val="none" w:sz="0" w:space="0" w:color="000000"/>
+            </w:tcBorders>
+            <w:shd w:val="clear" w:color="auto" w:fill="FFFFFF"/>
+            <w:tcMar>
+              <w:top w:w="0" w:type="dxa"/>
+              <w:bottom w:w="0" w:type="dxa"/>
+              <w:left w:w="0" w:type="dxa"/>
+              <w:right w:w="0" w:type="dxa"/>
+            </w:tcMar>
+            <w:vAlign w:val="top"/>
+          </w:tcPr>
+          <w:p>
+            <w:pPr>
+              <w:pStyle w:val="Normal"/>
+              <w:jc w:val="center"/>
+              <w:pBdr>
+                <w:bottom w:val="none" w:sz="0" w:space="0" w:color="000000"/>
+                <w:top w:val="none" w:sz="0" w:space="0" w:color="000000"/>
+                <w:left w:val="none" w:sz="0" w:space="0" w:color="000000"/>
+                <w:right w:val="none" w:sz="0" w:space="0" w:color="000000"/>
+              </w:pBdr>
+              <w:spacing w:after="100" w:before="100" w:line="240"/>
+              <w:ind w:left="100" w:right="100" w:firstLine="0" w:firstLineChars="0"/>
+              <w:rPr>
+                <w:rFonts w:ascii="Helvetica" w:hAnsi="Helvetica" w:eastAsia="Helvetica" w:cs="Helvetica"/>
+                <w:i w:val="false"/>
+                <w:b w:val="false"/>
+                <w:u w:val="none"/>
+                <w:sz w:val="22"/>
+                <w:szCs w:val="22"/>
+                <w:color w:val="000000"/>
+              </w:rPr>
+            </w:pPr>
+            <w:r>
+              <w:rPr>
+                <w:rFonts w:ascii="Helvetica" w:hAnsi="Helvetica" w:eastAsia="Helvetica" w:cs="Helvetica"/>
+                <w:i w:val="false"/>
+                <w:b w:val="false"/>
+                <w:u w:val="none"/>
+                <w:sz w:val="22"/>
+                <w:szCs w:val="22"/>
+                <w:color w:val="000000"/>
+              </w:rPr>
+              <w:t xml:space="preserve">0.97, 1.12</w:t>
+            </w:r>
+          </w:p>
+        </w:tc>
+        <w:tc>
+          <w:tcPr>
+            <w:tcBorders>
+              <w:bottom w:val="none" w:sz="0" w:space="0" w:color="000000"/>
+              <w:top w:val="none" w:sz="0" w:space="0" w:color="000000"/>
+              <w:left w:val="none" w:sz="0" w:space="0" w:color="000000"/>
+              <w:right w:val="none" w:sz="0" w:space="0" w:color="000000"/>
+            </w:tcBorders>
+            <w:shd w:val="clear" w:color="auto" w:fill="FFFFFF"/>
+            <w:tcMar>
+              <w:top w:w="0" w:type="dxa"/>
+              <w:bottom w:w="0" w:type="dxa"/>
+              <w:left w:w="0" w:type="dxa"/>
+              <w:right w:w="0" w:type="dxa"/>
+            </w:tcMar>
+            <w:vAlign w:val="top"/>
+          </w:tcPr>
+          <w:p>
+            <w:pPr>
+              <w:pStyle w:val="Normal"/>
+              <w:jc w:val="center"/>
+              <w:pBdr>
+                <w:bottom w:val="none" w:sz="0" w:space="0" w:color="000000"/>
+                <w:top w:val="none" w:sz="0" w:space="0" w:color="000000"/>
+                <w:left w:val="none" w:sz="0" w:space="0" w:color="000000"/>
+                <w:right w:val="none" w:sz="0" w:space="0" w:color="000000"/>
+              </w:pBdr>
+              <w:spacing w:after="100" w:before="100" w:line="240"/>
+              <w:ind w:left="100" w:right="100" w:firstLine="0" w:firstLineChars="0"/>
+              <w:rPr>
+                <w:rFonts w:ascii="Helvetica" w:hAnsi="Helvetica" w:eastAsia="Helvetica" w:cs="Helvetica"/>
+                <w:i w:val="false"/>
+                <w:b w:val="false"/>
+                <w:u w:val="none"/>
+                <w:sz w:val="22"/>
+                <w:szCs w:val="22"/>
+                <w:color w:val="000000"/>
+              </w:rPr>
+            </w:pPr>
+            <w:r>
+              <w:rPr>
+                <w:rFonts w:ascii="Helvetica" w:hAnsi="Helvetica" w:eastAsia="Helvetica" w:cs="Helvetica"/>
+                <w:i w:val="false"/>
+                <w:b w:val="false"/>
+                <w:u w:val="none"/>
+                <w:sz w:val="22"/>
+                <w:szCs w:val="22"/>
+                <w:color w:val="000000"/>
+              </w:rPr>
+              <w:t xml:space="preserve">0.220</w:t>
             </w:r>
           </w:p>
         </w:tc>
@@ -4001,113 +4001,113 @@
                 <w:szCs w:val="22"/>
                 <w:color w:val="000000"/>
               </w:rPr>
-              <w:t xml:space="preserve">2.34</w:t>
-            </w:r>
-          </w:p>
-        </w:tc>
-        <w:tc>
-          <w:tcPr>
-            <w:tcBorders>
-              <w:bottom w:val="none" w:sz="0" w:space="0" w:color="000000"/>
-              <w:top w:val="none" w:sz="0" w:space="0" w:color="000000"/>
-              <w:left w:val="none" w:sz="0" w:space="0" w:color="000000"/>
-              <w:right w:val="none" w:sz="0" w:space="0" w:color="000000"/>
-            </w:tcBorders>
-            <w:shd w:val="clear" w:color="auto" w:fill="FFFFFF"/>
-            <w:tcMar>
-              <w:top w:w="0" w:type="dxa"/>
-              <w:bottom w:w="0" w:type="dxa"/>
-              <w:left w:w="0" w:type="dxa"/>
-              <w:right w:w="0" w:type="dxa"/>
-            </w:tcMar>
-            <w:vAlign w:val="top"/>
-          </w:tcPr>
-          <w:p>
-            <w:pPr>
-              <w:pStyle w:val="Normal"/>
-              <w:jc w:val="center"/>
-              <w:pBdr>
-                <w:bottom w:val="none" w:sz="0" w:space="0" w:color="000000"/>
-                <w:top w:val="none" w:sz="0" w:space="0" w:color="000000"/>
-                <w:left w:val="none" w:sz="0" w:space="0" w:color="000000"/>
-                <w:right w:val="none" w:sz="0" w:space="0" w:color="000000"/>
-              </w:pBdr>
-              <w:spacing w:after="100" w:before="100" w:line="240"/>
-              <w:ind w:left="100" w:right="100" w:firstLine="0" w:firstLineChars="0"/>
-              <w:rPr>
-                <w:rFonts w:ascii="Helvetica" w:hAnsi="Helvetica" w:eastAsia="Helvetica" w:cs="Helvetica"/>
-                <w:i w:val="false"/>
-                <w:b w:val="false"/>
-                <w:u w:val="none"/>
-                <w:sz w:val="22"/>
-                <w:szCs w:val="22"/>
-                <w:color w:val="000000"/>
-              </w:rPr>
-            </w:pPr>
-            <w:r>
-              <w:rPr>
-                <w:rFonts w:ascii="Helvetica" w:hAnsi="Helvetica" w:eastAsia="Helvetica" w:cs="Helvetica"/>
-                <w:i w:val="false"/>
-                <w:b w:val="false"/>
-                <w:u w:val="none"/>
-                <w:sz w:val="22"/>
-                <w:szCs w:val="22"/>
-                <w:color w:val="000000"/>
-              </w:rPr>
-              <w:t xml:space="preserve">0.23, 24.1</w:t>
-            </w:r>
-          </w:p>
-        </w:tc>
-        <w:tc>
-          <w:tcPr>
-            <w:tcBorders>
-              <w:bottom w:val="none" w:sz="0" w:space="0" w:color="000000"/>
-              <w:top w:val="none" w:sz="0" w:space="0" w:color="000000"/>
-              <w:left w:val="none" w:sz="0" w:space="0" w:color="000000"/>
-              <w:right w:val="none" w:sz="0" w:space="0" w:color="000000"/>
-            </w:tcBorders>
-            <w:shd w:val="clear" w:color="auto" w:fill="FFFFFF"/>
-            <w:tcMar>
-              <w:top w:w="0" w:type="dxa"/>
-              <w:bottom w:w="0" w:type="dxa"/>
-              <w:left w:w="0" w:type="dxa"/>
-              <w:right w:w="0" w:type="dxa"/>
-            </w:tcMar>
-            <w:vAlign w:val="top"/>
-          </w:tcPr>
-          <w:p>
-            <w:pPr>
-              <w:pStyle w:val="Normal"/>
-              <w:jc w:val="center"/>
-              <w:pBdr>
-                <w:bottom w:val="none" w:sz="0" w:space="0" w:color="000000"/>
-                <w:top w:val="none" w:sz="0" w:space="0" w:color="000000"/>
-                <w:left w:val="none" w:sz="0" w:space="0" w:color="000000"/>
-                <w:right w:val="none" w:sz="0" w:space="0" w:color="000000"/>
-              </w:pBdr>
-              <w:spacing w:after="100" w:before="100" w:line="240"/>
-              <w:ind w:left="100" w:right="100" w:firstLine="0" w:firstLineChars="0"/>
-              <w:rPr>
-                <w:rFonts w:ascii="Helvetica" w:hAnsi="Helvetica" w:eastAsia="Helvetica" w:cs="Helvetica"/>
-                <w:i w:val="false"/>
-                <w:b w:val="false"/>
-                <w:u w:val="none"/>
-                <w:sz w:val="22"/>
-                <w:szCs w:val="22"/>
-                <w:color w:val="000000"/>
-              </w:rPr>
-            </w:pPr>
-            <w:r>
-              <w:rPr>
-                <w:rFonts w:ascii="Helvetica" w:hAnsi="Helvetica" w:eastAsia="Helvetica" w:cs="Helvetica"/>
-                <w:i w:val="false"/>
-                <w:b w:val="false"/>
-                <w:u w:val="none"/>
-                <w:sz w:val="22"/>
-                <w:szCs w:val="22"/>
-                <w:color w:val="000000"/>
-              </w:rPr>
-              <w:t xml:space="preserve">0.480</w:t>
+              <w:t xml:space="preserve">1.42</w:t>
+            </w:r>
+          </w:p>
+        </w:tc>
+        <w:tc>
+          <w:tcPr>
+            <w:tcBorders>
+              <w:bottom w:val="none" w:sz="0" w:space="0" w:color="000000"/>
+              <w:top w:val="none" w:sz="0" w:space="0" w:color="000000"/>
+              <w:left w:val="none" w:sz="0" w:space="0" w:color="000000"/>
+              <w:right w:val="none" w:sz="0" w:space="0" w:color="000000"/>
+            </w:tcBorders>
+            <w:shd w:val="clear" w:color="auto" w:fill="FFFFFF"/>
+            <w:tcMar>
+              <w:top w:w="0" w:type="dxa"/>
+              <w:bottom w:w="0" w:type="dxa"/>
+              <w:left w:w="0" w:type="dxa"/>
+              <w:right w:w="0" w:type="dxa"/>
+            </w:tcMar>
+            <w:vAlign w:val="top"/>
+          </w:tcPr>
+          <w:p>
+            <w:pPr>
+              <w:pStyle w:val="Normal"/>
+              <w:jc w:val="center"/>
+              <w:pBdr>
+                <w:bottom w:val="none" w:sz="0" w:space="0" w:color="000000"/>
+                <w:top w:val="none" w:sz="0" w:space="0" w:color="000000"/>
+                <w:left w:val="none" w:sz="0" w:space="0" w:color="000000"/>
+                <w:right w:val="none" w:sz="0" w:space="0" w:color="000000"/>
+              </w:pBdr>
+              <w:spacing w:after="100" w:before="100" w:line="240"/>
+              <w:ind w:left="100" w:right="100" w:firstLine="0" w:firstLineChars="0"/>
+              <w:rPr>
+                <w:rFonts w:ascii="Helvetica" w:hAnsi="Helvetica" w:eastAsia="Helvetica" w:cs="Helvetica"/>
+                <w:i w:val="false"/>
+                <w:b w:val="false"/>
+                <w:u w:val="none"/>
+                <w:sz w:val="22"/>
+                <w:szCs w:val="22"/>
+                <w:color w:val="000000"/>
+              </w:rPr>
+            </w:pPr>
+            <w:r>
+              <w:rPr>
+                <w:rFonts w:ascii="Helvetica" w:hAnsi="Helvetica" w:eastAsia="Helvetica" w:cs="Helvetica"/>
+                <w:i w:val="false"/>
+                <w:b w:val="false"/>
+                <w:u w:val="none"/>
+                <w:sz w:val="22"/>
+                <w:szCs w:val="22"/>
+                <w:color w:val="000000"/>
+              </w:rPr>
+              <w:t xml:space="preserve">0.08, 24.3</w:t>
+            </w:r>
+          </w:p>
+        </w:tc>
+        <w:tc>
+          <w:tcPr>
+            <w:tcBorders>
+              <w:bottom w:val="none" w:sz="0" w:space="0" w:color="000000"/>
+              <w:top w:val="none" w:sz="0" w:space="0" w:color="000000"/>
+              <w:left w:val="none" w:sz="0" w:space="0" w:color="000000"/>
+              <w:right w:val="none" w:sz="0" w:space="0" w:color="000000"/>
+            </w:tcBorders>
+            <w:shd w:val="clear" w:color="auto" w:fill="FFFFFF"/>
+            <w:tcMar>
+              <w:top w:w="0" w:type="dxa"/>
+              <w:bottom w:w="0" w:type="dxa"/>
+              <w:left w:w="0" w:type="dxa"/>
+              <w:right w:w="0" w:type="dxa"/>
+            </w:tcMar>
+            <w:vAlign w:val="top"/>
+          </w:tcPr>
+          <w:p>
+            <w:pPr>
+              <w:pStyle w:val="Normal"/>
+              <w:jc w:val="center"/>
+              <w:pBdr>
+                <w:bottom w:val="none" w:sz="0" w:space="0" w:color="000000"/>
+                <w:top w:val="none" w:sz="0" w:space="0" w:color="000000"/>
+                <w:left w:val="none" w:sz="0" w:space="0" w:color="000000"/>
+                <w:right w:val="none" w:sz="0" w:space="0" w:color="000000"/>
+              </w:pBdr>
+              <w:spacing w:after="100" w:before="100" w:line="240"/>
+              <w:ind w:left="100" w:right="100" w:firstLine="0" w:firstLineChars="0"/>
+              <w:rPr>
+                <w:rFonts w:ascii="Helvetica" w:hAnsi="Helvetica" w:eastAsia="Helvetica" w:cs="Helvetica"/>
+                <w:i w:val="false"/>
+                <w:b w:val="false"/>
+                <w:u w:val="none"/>
+                <w:sz w:val="22"/>
+                <w:szCs w:val="22"/>
+                <w:color w:val="000000"/>
+              </w:rPr>
+            </w:pPr>
+            <w:r>
+              <w:rPr>
+                <w:rFonts w:ascii="Helvetica" w:hAnsi="Helvetica" w:eastAsia="Helvetica" w:cs="Helvetica"/>
+                <w:i w:val="false"/>
+                <w:b w:val="false"/>
+                <w:u w:val="none"/>
+                <w:sz w:val="22"/>
+                <w:szCs w:val="22"/>
+                <w:color w:val="000000"/>
+              </w:rPr>
+              <w:t xml:space="preserve">0.810</w:t>
             </w:r>
           </w:p>
         </w:tc>
@@ -4537,60 +4537,60 @@
                 <w:szCs w:val="22"/>
                 <w:color w:val="000000"/>
               </w:rPr>
-              <w:t xml:space="preserve">0.76, 1.50</w:t>
-            </w:r>
-          </w:p>
-        </w:tc>
-        <w:tc>
-          <w:tcPr>
-            <w:tcBorders>
-              <w:bottom w:val="none" w:sz="0" w:space="0" w:color="000000"/>
-              <w:top w:val="none" w:sz="0" w:space="0" w:color="000000"/>
-              <w:left w:val="none" w:sz="0" w:space="0" w:color="000000"/>
-              <w:right w:val="none" w:sz="0" w:space="0" w:color="000000"/>
-            </w:tcBorders>
-            <w:shd w:val="clear" w:color="auto" w:fill="FFFFFF"/>
-            <w:tcMar>
-              <w:top w:w="0" w:type="dxa"/>
-              <w:bottom w:w="0" w:type="dxa"/>
-              <w:left w:w="0" w:type="dxa"/>
-              <w:right w:w="0" w:type="dxa"/>
-            </w:tcMar>
-            <w:vAlign w:val="top"/>
-          </w:tcPr>
-          <w:p>
-            <w:pPr>
-              <w:pStyle w:val="Normal"/>
-              <w:jc w:val="center"/>
-              <w:pBdr>
-                <w:bottom w:val="none" w:sz="0" w:space="0" w:color="000000"/>
-                <w:top w:val="none" w:sz="0" w:space="0" w:color="000000"/>
-                <w:left w:val="none" w:sz="0" w:space="0" w:color="000000"/>
-                <w:right w:val="none" w:sz="0" w:space="0" w:color="000000"/>
-              </w:pBdr>
-              <w:spacing w:after="100" w:before="100" w:line="240"/>
-              <w:ind w:left="100" w:right="100" w:firstLine="0" w:firstLineChars="0"/>
-              <w:rPr>
-                <w:rFonts w:ascii="Helvetica" w:hAnsi="Helvetica" w:eastAsia="Helvetica" w:cs="Helvetica"/>
-                <w:i w:val="false"/>
-                <w:b w:val="false"/>
-                <w:u w:val="none"/>
-                <w:sz w:val="22"/>
-                <w:szCs w:val="22"/>
-                <w:color w:val="000000"/>
-              </w:rPr>
-            </w:pPr>
-            <w:r>
-              <w:rPr>
-                <w:rFonts w:ascii="Helvetica" w:hAnsi="Helvetica" w:eastAsia="Helvetica" w:cs="Helvetica"/>
-                <w:i w:val="false"/>
-                <w:b w:val="false"/>
-                <w:u w:val="none"/>
-                <w:sz w:val="22"/>
-                <w:szCs w:val="22"/>
-                <w:color w:val="000000"/>
-              </w:rPr>
-              <w:t xml:space="preserve">0.690</w:t>
+              <w:t xml:space="preserve">0.79, 1.45</w:t>
+            </w:r>
+          </w:p>
+        </w:tc>
+        <w:tc>
+          <w:tcPr>
+            <w:tcBorders>
+              <w:bottom w:val="none" w:sz="0" w:space="0" w:color="000000"/>
+              <w:top w:val="none" w:sz="0" w:space="0" w:color="000000"/>
+              <w:left w:val="none" w:sz="0" w:space="0" w:color="000000"/>
+              <w:right w:val="none" w:sz="0" w:space="0" w:color="000000"/>
+            </w:tcBorders>
+            <w:shd w:val="clear" w:color="auto" w:fill="FFFFFF"/>
+            <w:tcMar>
+              <w:top w:w="0" w:type="dxa"/>
+              <w:bottom w:w="0" w:type="dxa"/>
+              <w:left w:w="0" w:type="dxa"/>
+              <w:right w:w="0" w:type="dxa"/>
+            </w:tcMar>
+            <w:vAlign w:val="top"/>
+          </w:tcPr>
+          <w:p>
+            <w:pPr>
+              <w:pStyle w:val="Normal"/>
+              <w:jc w:val="center"/>
+              <w:pBdr>
+                <w:bottom w:val="none" w:sz="0" w:space="0" w:color="000000"/>
+                <w:top w:val="none" w:sz="0" w:space="0" w:color="000000"/>
+                <w:left w:val="none" w:sz="0" w:space="0" w:color="000000"/>
+                <w:right w:val="none" w:sz="0" w:space="0" w:color="000000"/>
+              </w:pBdr>
+              <w:spacing w:after="100" w:before="100" w:line="240"/>
+              <w:ind w:left="100" w:right="100" w:firstLine="0" w:firstLineChars="0"/>
+              <w:rPr>
+                <w:rFonts w:ascii="Helvetica" w:hAnsi="Helvetica" w:eastAsia="Helvetica" w:cs="Helvetica"/>
+                <w:i w:val="false"/>
+                <w:b w:val="false"/>
+                <w:u w:val="none"/>
+                <w:sz w:val="22"/>
+                <w:szCs w:val="22"/>
+                <w:color w:val="000000"/>
+              </w:rPr>
+            </w:pPr>
+            <w:r>
+              <w:rPr>
+                <w:rFonts w:ascii="Helvetica" w:hAnsi="Helvetica" w:eastAsia="Helvetica" w:cs="Helvetica"/>
+                <w:i w:val="false"/>
+                <w:b w:val="false"/>
+                <w:u w:val="none"/>
+                <w:sz w:val="22"/>
+                <w:szCs w:val="22"/>
+                <w:color w:val="000000"/>
+              </w:rPr>
+              <w:t xml:space="preserve">0.670</w:t>
             </w:r>
           </w:p>
         </w:tc>
@@ -5933,113 +5933,113 @@
                 <w:szCs w:val="22"/>
                 <w:color w:val="000000"/>
               </w:rPr>
-              <w:t xml:space="preserve">1.16</w:t>
-            </w:r>
-          </w:p>
-        </w:tc>
-        <w:tc>
-          <w:tcPr>
-            <w:tcBorders>
-              <w:bottom w:val="none" w:sz="0" w:space="0" w:color="000000"/>
-              <w:top w:val="none" w:sz="0" w:space="0" w:color="000000"/>
-              <w:left w:val="none" w:sz="0" w:space="0" w:color="000000"/>
-              <w:right w:val="none" w:sz="0" w:space="0" w:color="000000"/>
-            </w:tcBorders>
-            <w:shd w:val="clear" w:color="auto" w:fill="FFFFFF"/>
-            <w:tcMar>
-              <w:top w:w="0" w:type="dxa"/>
-              <w:bottom w:w="0" w:type="dxa"/>
-              <w:left w:w="0" w:type="dxa"/>
-              <w:right w:w="0" w:type="dxa"/>
-            </w:tcMar>
-            <w:vAlign w:val="top"/>
-          </w:tcPr>
-          <w:p>
-            <w:pPr>
-              <w:pStyle w:val="Normal"/>
-              <w:jc w:val="center"/>
-              <w:pBdr>
-                <w:bottom w:val="none" w:sz="0" w:space="0" w:color="000000"/>
-                <w:top w:val="none" w:sz="0" w:space="0" w:color="000000"/>
-                <w:left w:val="none" w:sz="0" w:space="0" w:color="000000"/>
-                <w:right w:val="none" w:sz="0" w:space="0" w:color="000000"/>
-              </w:pBdr>
-              <w:spacing w:after="100" w:before="100" w:line="240"/>
-              <w:ind w:left="100" w:right="100" w:firstLine="0" w:firstLineChars="0"/>
-              <w:rPr>
-                <w:rFonts w:ascii="Helvetica" w:hAnsi="Helvetica" w:eastAsia="Helvetica" w:cs="Helvetica"/>
-                <w:i w:val="false"/>
-                <w:b w:val="false"/>
-                <w:u w:val="none"/>
-                <w:sz w:val="22"/>
-                <w:szCs w:val="22"/>
-                <w:color w:val="000000"/>
-              </w:rPr>
-            </w:pPr>
-            <w:r>
-              <w:rPr>
-                <w:rFonts w:ascii="Helvetica" w:hAnsi="Helvetica" w:eastAsia="Helvetica" w:cs="Helvetica"/>
-                <w:i w:val="false"/>
-                <w:b w:val="false"/>
-                <w:u w:val="none"/>
-                <w:sz w:val="22"/>
-                <w:szCs w:val="22"/>
-                <w:color w:val="000000"/>
-              </w:rPr>
-              <w:t xml:space="preserve">0.20, 6.83</w:t>
-            </w:r>
-          </w:p>
-        </w:tc>
-        <w:tc>
-          <w:tcPr>
-            <w:tcBorders>
-              <w:bottom w:val="none" w:sz="0" w:space="0" w:color="000000"/>
-              <w:top w:val="none" w:sz="0" w:space="0" w:color="000000"/>
-              <w:left w:val="none" w:sz="0" w:space="0" w:color="000000"/>
-              <w:right w:val="none" w:sz="0" w:space="0" w:color="000000"/>
-            </w:tcBorders>
-            <w:shd w:val="clear" w:color="auto" w:fill="FFFFFF"/>
-            <w:tcMar>
-              <w:top w:w="0" w:type="dxa"/>
-              <w:bottom w:w="0" w:type="dxa"/>
-              <w:left w:w="0" w:type="dxa"/>
-              <w:right w:w="0" w:type="dxa"/>
-            </w:tcMar>
-            <w:vAlign w:val="top"/>
-          </w:tcPr>
-          <w:p>
-            <w:pPr>
-              <w:pStyle w:val="Normal"/>
-              <w:jc w:val="center"/>
-              <w:pBdr>
-                <w:bottom w:val="none" w:sz="0" w:space="0" w:color="000000"/>
-                <w:top w:val="none" w:sz="0" w:space="0" w:color="000000"/>
-                <w:left w:val="none" w:sz="0" w:space="0" w:color="000000"/>
-                <w:right w:val="none" w:sz="0" w:space="0" w:color="000000"/>
-              </w:pBdr>
-              <w:spacing w:after="100" w:before="100" w:line="240"/>
-              <w:ind w:left="100" w:right="100" w:firstLine="0" w:firstLineChars="0"/>
-              <w:rPr>
-                <w:rFonts w:ascii="Helvetica" w:hAnsi="Helvetica" w:eastAsia="Helvetica" w:cs="Helvetica"/>
-                <w:i w:val="false"/>
-                <w:b w:val="false"/>
-                <w:u w:val="none"/>
-                <w:sz w:val="22"/>
-                <w:szCs w:val="22"/>
-                <w:color w:val="000000"/>
-              </w:rPr>
-            </w:pPr>
-            <w:r>
-              <w:rPr>
-                <w:rFonts w:ascii="Helvetica" w:hAnsi="Helvetica" w:eastAsia="Helvetica" w:cs="Helvetica"/>
-                <w:i w:val="false"/>
-                <w:b w:val="false"/>
-                <w:u w:val="none"/>
-                <w:sz w:val="22"/>
-                <w:szCs w:val="22"/>
-                <w:color w:val="000000"/>
-              </w:rPr>
-              <w:t xml:space="preserve">0.870</w:t>
+              <w:t xml:space="preserve">1.21</w:t>
+            </w:r>
+          </w:p>
+        </w:tc>
+        <w:tc>
+          <w:tcPr>
+            <w:tcBorders>
+              <w:bottom w:val="none" w:sz="0" w:space="0" w:color="000000"/>
+              <w:top w:val="none" w:sz="0" w:space="0" w:color="000000"/>
+              <w:left w:val="none" w:sz="0" w:space="0" w:color="000000"/>
+              <w:right w:val="none" w:sz="0" w:space="0" w:color="000000"/>
+            </w:tcBorders>
+            <w:shd w:val="clear" w:color="auto" w:fill="FFFFFF"/>
+            <w:tcMar>
+              <w:top w:w="0" w:type="dxa"/>
+              <w:bottom w:w="0" w:type="dxa"/>
+              <w:left w:w="0" w:type="dxa"/>
+              <w:right w:w="0" w:type="dxa"/>
+            </w:tcMar>
+            <w:vAlign w:val="top"/>
+          </w:tcPr>
+          <w:p>
+            <w:pPr>
+              <w:pStyle w:val="Normal"/>
+              <w:jc w:val="center"/>
+              <w:pBdr>
+                <w:bottom w:val="none" w:sz="0" w:space="0" w:color="000000"/>
+                <w:top w:val="none" w:sz="0" w:space="0" w:color="000000"/>
+                <w:left w:val="none" w:sz="0" w:space="0" w:color="000000"/>
+                <w:right w:val="none" w:sz="0" w:space="0" w:color="000000"/>
+              </w:pBdr>
+              <w:spacing w:after="100" w:before="100" w:line="240"/>
+              <w:ind w:left="100" w:right="100" w:firstLine="0" w:firstLineChars="0"/>
+              <w:rPr>
+                <w:rFonts w:ascii="Helvetica" w:hAnsi="Helvetica" w:eastAsia="Helvetica" w:cs="Helvetica"/>
+                <w:i w:val="false"/>
+                <w:b w:val="false"/>
+                <w:u w:val="none"/>
+                <w:sz w:val="22"/>
+                <w:szCs w:val="22"/>
+                <w:color w:val="000000"/>
+              </w:rPr>
+            </w:pPr>
+            <w:r>
+              <w:rPr>
+                <w:rFonts w:ascii="Helvetica" w:hAnsi="Helvetica" w:eastAsia="Helvetica" w:cs="Helvetica"/>
+                <w:i w:val="false"/>
+                <w:b w:val="false"/>
+                <w:u w:val="none"/>
+                <w:sz w:val="22"/>
+                <w:szCs w:val="22"/>
+                <w:color w:val="000000"/>
+              </w:rPr>
+              <w:t xml:space="preserve">0.24, 6.16</w:t>
+            </w:r>
+          </w:p>
+        </w:tc>
+        <w:tc>
+          <w:tcPr>
+            <w:tcBorders>
+              <w:bottom w:val="none" w:sz="0" w:space="0" w:color="000000"/>
+              <w:top w:val="none" w:sz="0" w:space="0" w:color="000000"/>
+              <w:left w:val="none" w:sz="0" w:space="0" w:color="000000"/>
+              <w:right w:val="none" w:sz="0" w:space="0" w:color="000000"/>
+            </w:tcBorders>
+            <w:shd w:val="clear" w:color="auto" w:fill="FFFFFF"/>
+            <w:tcMar>
+              <w:top w:w="0" w:type="dxa"/>
+              <w:bottom w:w="0" w:type="dxa"/>
+              <w:left w:w="0" w:type="dxa"/>
+              <w:right w:w="0" w:type="dxa"/>
+            </w:tcMar>
+            <w:vAlign w:val="top"/>
+          </w:tcPr>
+          <w:p>
+            <w:pPr>
+              <w:pStyle w:val="Normal"/>
+              <w:jc w:val="center"/>
+              <w:pBdr>
+                <w:bottom w:val="none" w:sz="0" w:space="0" w:color="000000"/>
+                <w:top w:val="none" w:sz="0" w:space="0" w:color="000000"/>
+                <w:left w:val="none" w:sz="0" w:space="0" w:color="000000"/>
+                <w:right w:val="none" w:sz="0" w:space="0" w:color="000000"/>
+              </w:pBdr>
+              <w:spacing w:after="100" w:before="100" w:line="240"/>
+              <w:ind w:left="100" w:right="100" w:firstLine="0" w:firstLineChars="0"/>
+              <w:rPr>
+                <w:rFonts w:ascii="Helvetica" w:hAnsi="Helvetica" w:eastAsia="Helvetica" w:cs="Helvetica"/>
+                <w:i w:val="false"/>
+                <w:b w:val="false"/>
+                <w:u w:val="none"/>
+                <w:sz w:val="22"/>
+                <w:szCs w:val="22"/>
+                <w:color w:val="000000"/>
+              </w:rPr>
+            </w:pPr>
+            <w:r>
+              <w:rPr>
+                <w:rFonts w:ascii="Helvetica" w:hAnsi="Helvetica" w:eastAsia="Helvetica" w:cs="Helvetica"/>
+                <w:i w:val="false"/>
+                <w:b w:val="false"/>
+                <w:u w:val="none"/>
+                <w:sz w:val="22"/>
+                <w:szCs w:val="22"/>
+                <w:color w:val="000000"/>
+              </w:rPr>
+              <w:t xml:space="preserve">0.820</w:t>
             </w:r>
           </w:p>
         </w:tc>
@@ -7382,113 +7382,113 @@
                 <w:szCs w:val="22"/>
                 <w:color w:val="000000"/>
               </w:rPr>
-              <w:t xml:space="preserve">1.63</w:t>
-            </w:r>
-          </w:p>
-        </w:tc>
-        <w:tc>
-          <w:tcPr>
-            <w:tcBorders>
-              <w:bottom w:val="none" w:sz="0" w:space="0" w:color="000000"/>
-              <w:top w:val="none" w:sz="0" w:space="0" w:color="000000"/>
-              <w:left w:val="none" w:sz="0" w:space="0" w:color="000000"/>
-              <w:right w:val="none" w:sz="0" w:space="0" w:color="000000"/>
-            </w:tcBorders>
-            <w:shd w:val="clear" w:color="auto" w:fill="FFFFFF"/>
-            <w:tcMar>
-              <w:top w:w="0" w:type="dxa"/>
-              <w:bottom w:w="0" w:type="dxa"/>
-              <w:left w:w="0" w:type="dxa"/>
-              <w:right w:w="0" w:type="dxa"/>
-            </w:tcMar>
-            <w:vAlign w:val="top"/>
-          </w:tcPr>
-          <w:p>
-            <w:pPr>
-              <w:pStyle w:val="Normal"/>
-              <w:jc w:val="center"/>
-              <w:pBdr>
-                <w:bottom w:val="none" w:sz="0" w:space="0" w:color="000000"/>
-                <w:top w:val="none" w:sz="0" w:space="0" w:color="000000"/>
-                <w:left w:val="none" w:sz="0" w:space="0" w:color="000000"/>
-                <w:right w:val="none" w:sz="0" w:space="0" w:color="000000"/>
-              </w:pBdr>
-              <w:spacing w:after="100" w:before="100" w:line="240"/>
-              <w:ind w:left="100" w:right="100" w:firstLine="0" w:firstLineChars="0"/>
-              <w:rPr>
-                <w:rFonts w:ascii="Helvetica" w:hAnsi="Helvetica" w:eastAsia="Helvetica" w:cs="Helvetica"/>
-                <w:i w:val="false"/>
-                <w:b w:val="false"/>
-                <w:u w:val="none"/>
-                <w:sz w:val="22"/>
-                <w:szCs w:val="22"/>
-                <w:color w:val="000000"/>
-              </w:rPr>
-            </w:pPr>
-            <w:r>
-              <w:rPr>
-                <w:rFonts w:ascii="Helvetica" w:hAnsi="Helvetica" w:eastAsia="Helvetica" w:cs="Helvetica"/>
-                <w:i w:val="false"/>
-                <w:b w:val="false"/>
-                <w:u w:val="none"/>
-                <w:sz w:val="22"/>
-                <w:szCs w:val="22"/>
-                <w:color w:val="000000"/>
-              </w:rPr>
-              <w:t xml:space="preserve">0.01, 230</w:t>
-            </w:r>
-          </w:p>
-        </w:tc>
-        <w:tc>
-          <w:tcPr>
-            <w:tcBorders>
-              <w:bottom w:val="none" w:sz="0" w:space="0" w:color="000000"/>
-              <w:top w:val="none" w:sz="0" w:space="0" w:color="000000"/>
-              <w:left w:val="none" w:sz="0" w:space="0" w:color="000000"/>
-              <w:right w:val="none" w:sz="0" w:space="0" w:color="000000"/>
-            </w:tcBorders>
-            <w:shd w:val="clear" w:color="auto" w:fill="FFFFFF"/>
-            <w:tcMar>
-              <w:top w:w="0" w:type="dxa"/>
-              <w:bottom w:w="0" w:type="dxa"/>
-              <w:left w:w="0" w:type="dxa"/>
-              <w:right w:w="0" w:type="dxa"/>
-            </w:tcMar>
-            <w:vAlign w:val="top"/>
-          </w:tcPr>
-          <w:p>
-            <w:pPr>
-              <w:pStyle w:val="Normal"/>
-              <w:jc w:val="center"/>
-              <w:pBdr>
-                <w:bottom w:val="none" w:sz="0" w:space="0" w:color="000000"/>
-                <w:top w:val="none" w:sz="0" w:space="0" w:color="000000"/>
-                <w:left w:val="none" w:sz="0" w:space="0" w:color="000000"/>
-                <w:right w:val="none" w:sz="0" w:space="0" w:color="000000"/>
-              </w:pBdr>
-              <w:spacing w:after="100" w:before="100" w:line="240"/>
-              <w:ind w:left="100" w:right="100" w:firstLine="0" w:firstLineChars="0"/>
-              <w:rPr>
-                <w:rFonts w:ascii="Helvetica" w:hAnsi="Helvetica" w:eastAsia="Helvetica" w:cs="Helvetica"/>
-                <w:i w:val="false"/>
-                <w:b w:val="false"/>
-                <w:u w:val="none"/>
-                <w:sz w:val="22"/>
-                <w:szCs w:val="22"/>
-                <w:color w:val="000000"/>
-              </w:rPr>
-            </w:pPr>
-            <w:r>
-              <w:rPr>
-                <w:rFonts w:ascii="Helvetica" w:hAnsi="Helvetica" w:eastAsia="Helvetica" w:cs="Helvetica"/>
-                <w:i w:val="false"/>
-                <w:b w:val="false"/>
-                <w:u w:val="none"/>
-                <w:sz w:val="22"/>
-                <w:szCs w:val="22"/>
-                <w:color w:val="000000"/>
-              </w:rPr>
-              <w:t xml:space="preserve">0.850</w:t>
+              <w:t xml:space="preserve">0.85</w:t>
+            </w:r>
+          </w:p>
+        </w:tc>
+        <w:tc>
+          <w:tcPr>
+            <w:tcBorders>
+              <w:bottom w:val="none" w:sz="0" w:space="0" w:color="000000"/>
+              <w:top w:val="none" w:sz="0" w:space="0" w:color="000000"/>
+              <w:left w:val="none" w:sz="0" w:space="0" w:color="000000"/>
+              <w:right w:val="none" w:sz="0" w:space="0" w:color="000000"/>
+            </w:tcBorders>
+            <w:shd w:val="clear" w:color="auto" w:fill="FFFFFF"/>
+            <w:tcMar>
+              <w:top w:w="0" w:type="dxa"/>
+              <w:bottom w:w="0" w:type="dxa"/>
+              <w:left w:w="0" w:type="dxa"/>
+              <w:right w:w="0" w:type="dxa"/>
+            </w:tcMar>
+            <w:vAlign w:val="top"/>
+          </w:tcPr>
+          <w:p>
+            <w:pPr>
+              <w:pStyle w:val="Normal"/>
+              <w:jc w:val="center"/>
+              <w:pBdr>
+                <w:bottom w:val="none" w:sz="0" w:space="0" w:color="000000"/>
+                <w:top w:val="none" w:sz="0" w:space="0" w:color="000000"/>
+                <w:left w:val="none" w:sz="0" w:space="0" w:color="000000"/>
+                <w:right w:val="none" w:sz="0" w:space="0" w:color="000000"/>
+              </w:pBdr>
+              <w:spacing w:after="100" w:before="100" w:line="240"/>
+              <w:ind w:left="100" w:right="100" w:firstLine="0" w:firstLineChars="0"/>
+              <w:rPr>
+                <w:rFonts w:ascii="Helvetica" w:hAnsi="Helvetica" w:eastAsia="Helvetica" w:cs="Helvetica"/>
+                <w:i w:val="false"/>
+                <w:b w:val="false"/>
+                <w:u w:val="none"/>
+                <w:sz w:val="22"/>
+                <w:szCs w:val="22"/>
+                <w:color w:val="000000"/>
+              </w:rPr>
+            </w:pPr>
+            <w:r>
+              <w:rPr>
+                <w:rFonts w:ascii="Helvetica" w:hAnsi="Helvetica" w:eastAsia="Helvetica" w:cs="Helvetica"/>
+                <w:i w:val="false"/>
+                <w:b w:val="false"/>
+                <w:u w:val="none"/>
+                <w:sz w:val="22"/>
+                <w:szCs w:val="22"/>
+                <w:color w:val="000000"/>
+              </w:rPr>
+              <w:t xml:space="preserve">0.01, 139</w:t>
+            </w:r>
+          </w:p>
+        </w:tc>
+        <w:tc>
+          <w:tcPr>
+            <w:tcBorders>
+              <w:bottom w:val="none" w:sz="0" w:space="0" w:color="000000"/>
+              <w:top w:val="none" w:sz="0" w:space="0" w:color="000000"/>
+              <w:left w:val="none" w:sz="0" w:space="0" w:color="000000"/>
+              <w:right w:val="none" w:sz="0" w:space="0" w:color="000000"/>
+            </w:tcBorders>
+            <w:shd w:val="clear" w:color="auto" w:fill="FFFFFF"/>
+            <w:tcMar>
+              <w:top w:w="0" w:type="dxa"/>
+              <w:bottom w:w="0" w:type="dxa"/>
+              <w:left w:w="0" w:type="dxa"/>
+              <w:right w:w="0" w:type="dxa"/>
+            </w:tcMar>
+            <w:vAlign w:val="top"/>
+          </w:tcPr>
+          <w:p>
+            <w:pPr>
+              <w:pStyle w:val="Normal"/>
+              <w:jc w:val="center"/>
+              <w:pBdr>
+                <w:bottom w:val="none" w:sz="0" w:space="0" w:color="000000"/>
+                <w:top w:val="none" w:sz="0" w:space="0" w:color="000000"/>
+                <w:left w:val="none" w:sz="0" w:space="0" w:color="000000"/>
+                <w:right w:val="none" w:sz="0" w:space="0" w:color="000000"/>
+              </w:pBdr>
+              <w:spacing w:after="100" w:before="100" w:line="240"/>
+              <w:ind w:left="100" w:right="100" w:firstLine="0" w:firstLineChars="0"/>
+              <w:rPr>
+                <w:rFonts w:ascii="Helvetica" w:hAnsi="Helvetica" w:eastAsia="Helvetica" w:cs="Helvetica"/>
+                <w:i w:val="false"/>
+                <w:b w:val="false"/>
+                <w:u w:val="none"/>
+                <w:sz w:val="22"/>
+                <w:szCs w:val="22"/>
+                <w:color w:val="000000"/>
+              </w:rPr>
+            </w:pPr>
+            <w:r>
+              <w:rPr>
+                <w:rFonts w:ascii="Helvetica" w:hAnsi="Helvetica" w:eastAsia="Helvetica" w:cs="Helvetica"/>
+                <w:i w:val="false"/>
+                <w:b w:val="false"/>
+                <w:u w:val="none"/>
+                <w:sz w:val="22"/>
+                <w:szCs w:val="22"/>
+                <w:color w:val="000000"/>
+              </w:rPr>
+              <w:t xml:space="preserve">0.950</w:t>
             </w:r>
           </w:p>
         </w:tc>
@@ -7865,113 +7865,113 @@
                 <w:szCs w:val="22"/>
                 <w:color w:val="000000"/>
               </w:rPr>
-              <w:t xml:space="preserve">1.15</w:t>
-            </w:r>
-          </w:p>
-        </w:tc>
-        <w:tc>
-          <w:tcPr>
-            <w:tcBorders>
-              <w:bottom w:val="none" w:sz="0" w:space="0" w:color="000000"/>
-              <w:top w:val="none" w:sz="0" w:space="0" w:color="000000"/>
-              <w:left w:val="none" w:sz="0" w:space="0" w:color="000000"/>
-              <w:right w:val="none" w:sz="0" w:space="0" w:color="000000"/>
-            </w:tcBorders>
-            <w:shd w:val="clear" w:color="auto" w:fill="FFFFFF"/>
-            <w:tcMar>
-              <w:top w:w="0" w:type="dxa"/>
-              <w:bottom w:w="0" w:type="dxa"/>
-              <w:left w:w="0" w:type="dxa"/>
-              <w:right w:w="0" w:type="dxa"/>
-            </w:tcMar>
-            <w:vAlign w:val="top"/>
-          </w:tcPr>
-          <w:p>
-            <w:pPr>
-              <w:pStyle w:val="Normal"/>
-              <w:jc w:val="center"/>
-              <w:pBdr>
-                <w:bottom w:val="none" w:sz="0" w:space="0" w:color="000000"/>
-                <w:top w:val="none" w:sz="0" w:space="0" w:color="000000"/>
-                <w:left w:val="none" w:sz="0" w:space="0" w:color="000000"/>
-                <w:right w:val="none" w:sz="0" w:space="0" w:color="000000"/>
-              </w:pBdr>
-              <w:spacing w:after="100" w:before="100" w:line="240"/>
-              <w:ind w:left="100" w:right="100" w:firstLine="0" w:firstLineChars="0"/>
-              <w:rPr>
-                <w:rFonts w:ascii="Helvetica" w:hAnsi="Helvetica" w:eastAsia="Helvetica" w:cs="Helvetica"/>
-                <w:i w:val="false"/>
-                <w:b w:val="false"/>
-                <w:u w:val="none"/>
-                <w:sz w:val="22"/>
-                <w:szCs w:val="22"/>
-                <w:color w:val="000000"/>
-              </w:rPr>
-            </w:pPr>
-            <w:r>
-              <w:rPr>
-                <w:rFonts w:ascii="Helvetica" w:hAnsi="Helvetica" w:eastAsia="Helvetica" w:cs="Helvetica"/>
-                <w:i w:val="false"/>
-                <w:b w:val="false"/>
-                <w:u w:val="none"/>
-                <w:sz w:val="22"/>
-                <w:szCs w:val="22"/>
-                <w:color w:val="000000"/>
-              </w:rPr>
-              <w:t xml:space="preserve">0.06, 24.0</w:t>
-            </w:r>
-          </w:p>
-        </w:tc>
-        <w:tc>
-          <w:tcPr>
-            <w:tcBorders>
-              <w:bottom w:val="none" w:sz="0" w:space="0" w:color="000000"/>
-              <w:top w:val="none" w:sz="0" w:space="0" w:color="000000"/>
-              <w:left w:val="none" w:sz="0" w:space="0" w:color="000000"/>
-              <w:right w:val="none" w:sz="0" w:space="0" w:color="000000"/>
-            </w:tcBorders>
-            <w:shd w:val="clear" w:color="auto" w:fill="FFFFFF"/>
-            <w:tcMar>
-              <w:top w:w="0" w:type="dxa"/>
-              <w:bottom w:w="0" w:type="dxa"/>
-              <w:left w:w="0" w:type="dxa"/>
-              <w:right w:w="0" w:type="dxa"/>
-            </w:tcMar>
-            <w:vAlign w:val="top"/>
-          </w:tcPr>
-          <w:p>
-            <w:pPr>
-              <w:pStyle w:val="Normal"/>
-              <w:jc w:val="center"/>
-              <w:pBdr>
-                <w:bottom w:val="none" w:sz="0" w:space="0" w:color="000000"/>
-                <w:top w:val="none" w:sz="0" w:space="0" w:color="000000"/>
-                <w:left w:val="none" w:sz="0" w:space="0" w:color="000000"/>
-                <w:right w:val="none" w:sz="0" w:space="0" w:color="000000"/>
-              </w:pBdr>
-              <w:spacing w:after="100" w:before="100" w:line="240"/>
-              <w:ind w:left="100" w:right="100" w:firstLine="0" w:firstLineChars="0"/>
-              <w:rPr>
-                <w:rFonts w:ascii="Helvetica" w:hAnsi="Helvetica" w:eastAsia="Helvetica" w:cs="Helvetica"/>
-                <w:i w:val="false"/>
-                <w:b w:val="false"/>
-                <w:u w:val="none"/>
-                <w:sz w:val="22"/>
-                <w:szCs w:val="22"/>
-                <w:color w:val="000000"/>
-              </w:rPr>
-            </w:pPr>
-            <w:r>
-              <w:rPr>
-                <w:rFonts w:ascii="Helvetica" w:hAnsi="Helvetica" w:eastAsia="Helvetica" w:cs="Helvetica"/>
-                <w:i w:val="false"/>
-                <w:b w:val="false"/>
-                <w:u w:val="none"/>
-                <w:sz w:val="22"/>
-                <w:szCs w:val="22"/>
-                <w:color w:val="000000"/>
-              </w:rPr>
-              <w:t xml:space="preserve">0.930</w:t>
+              <w:t xml:space="preserve">2.10</w:t>
+            </w:r>
+          </w:p>
+        </w:tc>
+        <w:tc>
+          <w:tcPr>
+            <w:tcBorders>
+              <w:bottom w:val="none" w:sz="0" w:space="0" w:color="000000"/>
+              <w:top w:val="none" w:sz="0" w:space="0" w:color="000000"/>
+              <w:left w:val="none" w:sz="0" w:space="0" w:color="000000"/>
+              <w:right w:val="none" w:sz="0" w:space="0" w:color="000000"/>
+            </w:tcBorders>
+            <w:shd w:val="clear" w:color="auto" w:fill="FFFFFF"/>
+            <w:tcMar>
+              <w:top w:w="0" w:type="dxa"/>
+              <w:bottom w:w="0" w:type="dxa"/>
+              <w:left w:w="0" w:type="dxa"/>
+              <w:right w:w="0" w:type="dxa"/>
+            </w:tcMar>
+            <w:vAlign w:val="top"/>
+          </w:tcPr>
+          <w:p>
+            <w:pPr>
+              <w:pStyle w:val="Normal"/>
+              <w:jc w:val="center"/>
+              <w:pBdr>
+                <w:bottom w:val="none" w:sz="0" w:space="0" w:color="000000"/>
+                <w:top w:val="none" w:sz="0" w:space="0" w:color="000000"/>
+                <w:left w:val="none" w:sz="0" w:space="0" w:color="000000"/>
+                <w:right w:val="none" w:sz="0" w:space="0" w:color="000000"/>
+              </w:pBdr>
+              <w:spacing w:after="100" w:before="100" w:line="240"/>
+              <w:ind w:left="100" w:right="100" w:firstLine="0" w:firstLineChars="0"/>
+              <w:rPr>
+                <w:rFonts w:ascii="Helvetica" w:hAnsi="Helvetica" w:eastAsia="Helvetica" w:cs="Helvetica"/>
+                <w:i w:val="false"/>
+                <w:b w:val="false"/>
+                <w:u w:val="none"/>
+                <w:sz w:val="22"/>
+                <w:szCs w:val="22"/>
+                <w:color w:val="000000"/>
+              </w:rPr>
+            </w:pPr>
+            <w:r>
+              <w:rPr>
+                <w:rFonts w:ascii="Helvetica" w:hAnsi="Helvetica" w:eastAsia="Helvetica" w:cs="Helvetica"/>
+                <w:i w:val="false"/>
+                <w:b w:val="false"/>
+                <w:u w:val="none"/>
+                <w:sz w:val="22"/>
+                <w:szCs w:val="22"/>
+                <w:color w:val="000000"/>
+              </w:rPr>
+              <w:t xml:space="preserve">0.05, 81.1</w:t>
+            </w:r>
+          </w:p>
+        </w:tc>
+        <w:tc>
+          <w:tcPr>
+            <w:tcBorders>
+              <w:bottom w:val="none" w:sz="0" w:space="0" w:color="000000"/>
+              <w:top w:val="none" w:sz="0" w:space="0" w:color="000000"/>
+              <w:left w:val="none" w:sz="0" w:space="0" w:color="000000"/>
+              <w:right w:val="none" w:sz="0" w:space="0" w:color="000000"/>
+            </w:tcBorders>
+            <w:shd w:val="clear" w:color="auto" w:fill="FFFFFF"/>
+            <w:tcMar>
+              <w:top w:w="0" w:type="dxa"/>
+              <w:bottom w:w="0" w:type="dxa"/>
+              <w:left w:w="0" w:type="dxa"/>
+              <w:right w:w="0" w:type="dxa"/>
+            </w:tcMar>
+            <w:vAlign w:val="top"/>
+          </w:tcPr>
+          <w:p>
+            <w:pPr>
+              <w:pStyle w:val="Normal"/>
+              <w:jc w:val="center"/>
+              <w:pBdr>
+                <w:bottom w:val="none" w:sz="0" w:space="0" w:color="000000"/>
+                <w:top w:val="none" w:sz="0" w:space="0" w:color="000000"/>
+                <w:left w:val="none" w:sz="0" w:space="0" w:color="000000"/>
+                <w:right w:val="none" w:sz="0" w:space="0" w:color="000000"/>
+              </w:pBdr>
+              <w:spacing w:after="100" w:before="100" w:line="240"/>
+              <w:ind w:left="100" w:right="100" w:firstLine="0" w:firstLineChars="0"/>
+              <w:rPr>
+                <w:rFonts w:ascii="Helvetica" w:hAnsi="Helvetica" w:eastAsia="Helvetica" w:cs="Helvetica"/>
+                <w:i w:val="false"/>
+                <w:b w:val="false"/>
+                <w:u w:val="none"/>
+                <w:sz w:val="22"/>
+                <w:szCs w:val="22"/>
+                <w:color w:val="000000"/>
+              </w:rPr>
+            </w:pPr>
+            <w:r>
+              <w:rPr>
+                <w:rFonts w:ascii="Helvetica" w:hAnsi="Helvetica" w:eastAsia="Helvetica" w:cs="Helvetica"/>
+                <w:i w:val="false"/>
+                <w:b w:val="false"/>
+                <w:u w:val="none"/>
+                <w:sz w:val="22"/>
+                <w:szCs w:val="22"/>
+                <w:color w:val="000000"/>
+              </w:rPr>
+              <w:t xml:space="preserve">0.690</w:t>
             </w:r>
           </w:p>
         </w:tc>
@@ -8348,113 +8348,113 @@
                 <w:szCs w:val="22"/>
                 <w:color w:val="000000"/>
               </w:rPr>
-              <w:t xml:space="preserve">1.93</w:t>
-            </w:r>
-          </w:p>
-        </w:tc>
-        <w:tc>
-          <w:tcPr>
-            <w:tcBorders>
-              <w:bottom w:val="none" w:sz="0" w:space="0" w:color="000000"/>
-              <w:top w:val="none" w:sz="0" w:space="0" w:color="000000"/>
-              <w:left w:val="none" w:sz="0" w:space="0" w:color="000000"/>
-              <w:right w:val="none" w:sz="0" w:space="0" w:color="000000"/>
-            </w:tcBorders>
-            <w:shd w:val="clear" w:color="auto" w:fill="FFFFFF"/>
-            <w:tcMar>
-              <w:top w:w="0" w:type="dxa"/>
-              <w:bottom w:w="0" w:type="dxa"/>
-              <w:left w:w="0" w:type="dxa"/>
-              <w:right w:w="0" w:type="dxa"/>
-            </w:tcMar>
-            <w:vAlign w:val="top"/>
-          </w:tcPr>
-          <w:p>
-            <w:pPr>
-              <w:pStyle w:val="Normal"/>
-              <w:jc w:val="center"/>
-              <w:pBdr>
-                <w:bottom w:val="none" w:sz="0" w:space="0" w:color="000000"/>
-                <w:top w:val="none" w:sz="0" w:space="0" w:color="000000"/>
-                <w:left w:val="none" w:sz="0" w:space="0" w:color="000000"/>
-                <w:right w:val="none" w:sz="0" w:space="0" w:color="000000"/>
-              </w:pBdr>
-              <w:spacing w:after="100" w:before="100" w:line="240"/>
-              <w:ind w:left="100" w:right="100" w:firstLine="0" w:firstLineChars="0"/>
-              <w:rPr>
-                <w:rFonts w:ascii="Helvetica" w:hAnsi="Helvetica" w:eastAsia="Helvetica" w:cs="Helvetica"/>
-                <w:i w:val="false"/>
-                <w:b w:val="false"/>
-                <w:u w:val="none"/>
-                <w:sz w:val="22"/>
-                <w:szCs w:val="22"/>
-                <w:color w:val="000000"/>
-              </w:rPr>
-            </w:pPr>
-            <w:r>
-              <w:rPr>
-                <w:rFonts w:ascii="Helvetica" w:hAnsi="Helvetica" w:eastAsia="Helvetica" w:cs="Helvetica"/>
-                <w:i w:val="false"/>
-                <w:b w:val="false"/>
-                <w:u w:val="none"/>
-                <w:sz w:val="22"/>
-                <w:szCs w:val="22"/>
-                <w:color w:val="000000"/>
-              </w:rPr>
-              <w:t xml:space="preserve">0.02, 159</w:t>
-            </w:r>
-          </w:p>
-        </w:tc>
-        <w:tc>
-          <w:tcPr>
-            <w:tcBorders>
-              <w:bottom w:val="none" w:sz="0" w:space="0" w:color="000000"/>
-              <w:top w:val="none" w:sz="0" w:space="0" w:color="000000"/>
-              <w:left w:val="none" w:sz="0" w:space="0" w:color="000000"/>
-              <w:right w:val="none" w:sz="0" w:space="0" w:color="000000"/>
-            </w:tcBorders>
-            <w:shd w:val="clear" w:color="auto" w:fill="FFFFFF"/>
-            <w:tcMar>
-              <w:top w:w="0" w:type="dxa"/>
-              <w:bottom w:w="0" w:type="dxa"/>
-              <w:left w:w="0" w:type="dxa"/>
-              <w:right w:w="0" w:type="dxa"/>
-            </w:tcMar>
-            <w:vAlign w:val="top"/>
-          </w:tcPr>
-          <w:p>
-            <w:pPr>
-              <w:pStyle w:val="Normal"/>
-              <w:jc w:val="center"/>
-              <w:pBdr>
-                <w:bottom w:val="none" w:sz="0" w:space="0" w:color="000000"/>
-                <w:top w:val="none" w:sz="0" w:space="0" w:color="000000"/>
-                <w:left w:val="none" w:sz="0" w:space="0" w:color="000000"/>
-                <w:right w:val="none" w:sz="0" w:space="0" w:color="000000"/>
-              </w:pBdr>
-              <w:spacing w:after="100" w:before="100" w:line="240"/>
-              <w:ind w:left="100" w:right="100" w:firstLine="0" w:firstLineChars="0"/>
-              <w:rPr>
-                <w:rFonts w:ascii="Helvetica" w:hAnsi="Helvetica" w:eastAsia="Helvetica" w:cs="Helvetica"/>
-                <w:i w:val="false"/>
-                <w:b w:val="false"/>
-                <w:u w:val="none"/>
-                <w:sz w:val="22"/>
-                <w:szCs w:val="22"/>
-                <w:color w:val="000000"/>
-              </w:rPr>
-            </w:pPr>
-            <w:r>
-              <w:rPr>
-                <w:rFonts w:ascii="Helvetica" w:hAnsi="Helvetica" w:eastAsia="Helvetica" w:cs="Helvetica"/>
-                <w:i w:val="false"/>
-                <w:b w:val="false"/>
-                <w:u w:val="none"/>
-                <w:sz w:val="22"/>
-                <w:szCs w:val="22"/>
-                <w:color w:val="000000"/>
-              </w:rPr>
-              <w:t xml:space="preserve">0.770</w:t>
+              <w:t xml:space="preserve">1.39</w:t>
+            </w:r>
+          </w:p>
+        </w:tc>
+        <w:tc>
+          <w:tcPr>
+            <w:tcBorders>
+              <w:bottom w:val="none" w:sz="0" w:space="0" w:color="000000"/>
+              <w:top w:val="none" w:sz="0" w:space="0" w:color="000000"/>
+              <w:left w:val="none" w:sz="0" w:space="0" w:color="000000"/>
+              <w:right w:val="none" w:sz="0" w:space="0" w:color="000000"/>
+            </w:tcBorders>
+            <w:shd w:val="clear" w:color="auto" w:fill="FFFFFF"/>
+            <w:tcMar>
+              <w:top w:w="0" w:type="dxa"/>
+              <w:bottom w:w="0" w:type="dxa"/>
+              <w:left w:w="0" w:type="dxa"/>
+              <w:right w:w="0" w:type="dxa"/>
+            </w:tcMar>
+            <w:vAlign w:val="top"/>
+          </w:tcPr>
+          <w:p>
+            <w:pPr>
+              <w:pStyle w:val="Normal"/>
+              <w:jc w:val="center"/>
+              <w:pBdr>
+                <w:bottom w:val="none" w:sz="0" w:space="0" w:color="000000"/>
+                <w:top w:val="none" w:sz="0" w:space="0" w:color="000000"/>
+                <w:left w:val="none" w:sz="0" w:space="0" w:color="000000"/>
+                <w:right w:val="none" w:sz="0" w:space="0" w:color="000000"/>
+              </w:pBdr>
+              <w:spacing w:after="100" w:before="100" w:line="240"/>
+              <w:ind w:left="100" w:right="100" w:firstLine="0" w:firstLineChars="0"/>
+              <w:rPr>
+                <w:rFonts w:ascii="Helvetica" w:hAnsi="Helvetica" w:eastAsia="Helvetica" w:cs="Helvetica"/>
+                <w:i w:val="false"/>
+                <w:b w:val="false"/>
+                <w:u w:val="none"/>
+                <w:sz w:val="22"/>
+                <w:szCs w:val="22"/>
+                <w:color w:val="000000"/>
+              </w:rPr>
+            </w:pPr>
+            <w:r>
+              <w:rPr>
+                <w:rFonts w:ascii="Helvetica" w:hAnsi="Helvetica" w:eastAsia="Helvetica" w:cs="Helvetica"/>
+                <w:i w:val="false"/>
+                <w:b w:val="false"/>
+                <w:u w:val="none"/>
+                <w:sz w:val="22"/>
+                <w:szCs w:val="22"/>
+                <w:color w:val="000000"/>
+              </w:rPr>
+              <w:t xml:space="preserve">0.02, 104</w:t>
+            </w:r>
+          </w:p>
+        </w:tc>
+        <w:tc>
+          <w:tcPr>
+            <w:tcBorders>
+              <w:bottom w:val="none" w:sz="0" w:space="0" w:color="000000"/>
+              <w:top w:val="none" w:sz="0" w:space="0" w:color="000000"/>
+              <w:left w:val="none" w:sz="0" w:space="0" w:color="000000"/>
+              <w:right w:val="none" w:sz="0" w:space="0" w:color="000000"/>
+            </w:tcBorders>
+            <w:shd w:val="clear" w:color="auto" w:fill="FFFFFF"/>
+            <w:tcMar>
+              <w:top w:w="0" w:type="dxa"/>
+              <w:bottom w:w="0" w:type="dxa"/>
+              <w:left w:w="0" w:type="dxa"/>
+              <w:right w:w="0" w:type="dxa"/>
+            </w:tcMar>
+            <w:vAlign w:val="top"/>
+          </w:tcPr>
+          <w:p>
+            <w:pPr>
+              <w:pStyle w:val="Normal"/>
+              <w:jc w:val="center"/>
+              <w:pBdr>
+                <w:bottom w:val="none" w:sz="0" w:space="0" w:color="000000"/>
+                <w:top w:val="none" w:sz="0" w:space="0" w:color="000000"/>
+                <w:left w:val="none" w:sz="0" w:space="0" w:color="000000"/>
+                <w:right w:val="none" w:sz="0" w:space="0" w:color="000000"/>
+              </w:pBdr>
+              <w:spacing w:after="100" w:before="100" w:line="240"/>
+              <w:ind w:left="100" w:right="100" w:firstLine="0" w:firstLineChars="0"/>
+              <w:rPr>
+                <w:rFonts w:ascii="Helvetica" w:hAnsi="Helvetica" w:eastAsia="Helvetica" w:cs="Helvetica"/>
+                <w:i w:val="false"/>
+                <w:b w:val="false"/>
+                <w:u w:val="none"/>
+                <w:sz w:val="22"/>
+                <w:szCs w:val="22"/>
+                <w:color w:val="000000"/>
+              </w:rPr>
+            </w:pPr>
+            <w:r>
+              <w:rPr>
+                <w:rFonts w:ascii="Helvetica" w:hAnsi="Helvetica" w:eastAsia="Helvetica" w:cs="Helvetica"/>
+                <w:i w:val="false"/>
+                <w:b w:val="false"/>
+                <w:u w:val="none"/>
+                <w:sz w:val="22"/>
+                <w:szCs w:val="22"/>
+                <w:color w:val="000000"/>
+              </w:rPr>
+              <w:t xml:space="preserve">0.880</w:t>
             </w:r>
           </w:p>
         </w:tc>
@@ -9314,113 +9314,113 @@
                 <w:szCs w:val="22"/>
                 <w:color w:val="000000"/>
               </w:rPr>
-              <w:t xml:space="preserve">6.63</w:t>
-            </w:r>
-          </w:p>
-        </w:tc>
-        <w:tc>
-          <w:tcPr>
-            <w:tcBorders>
-              <w:bottom w:val="none" w:sz="0" w:space="0" w:color="000000"/>
-              <w:top w:val="none" w:sz="0" w:space="0" w:color="000000"/>
-              <w:left w:val="none" w:sz="0" w:space="0" w:color="000000"/>
-              <w:right w:val="none" w:sz="0" w:space="0" w:color="000000"/>
-            </w:tcBorders>
-            <w:shd w:val="clear" w:color="auto" w:fill="FFFFFF"/>
-            <w:tcMar>
-              <w:top w:w="0" w:type="dxa"/>
-              <w:bottom w:w="0" w:type="dxa"/>
-              <w:left w:w="0" w:type="dxa"/>
-              <w:right w:w="0" w:type="dxa"/>
-            </w:tcMar>
-            <w:vAlign w:val="top"/>
-          </w:tcPr>
-          <w:p>
-            <w:pPr>
-              <w:pStyle w:val="Normal"/>
-              <w:jc w:val="center"/>
-              <w:pBdr>
-                <w:bottom w:val="none" w:sz="0" w:space="0" w:color="000000"/>
-                <w:top w:val="none" w:sz="0" w:space="0" w:color="000000"/>
-                <w:left w:val="none" w:sz="0" w:space="0" w:color="000000"/>
-                <w:right w:val="none" w:sz="0" w:space="0" w:color="000000"/>
-              </w:pBdr>
-              <w:spacing w:after="100" w:before="100" w:line="240"/>
-              <w:ind w:left="100" w:right="100" w:firstLine="0" w:firstLineChars="0"/>
-              <w:rPr>
-                <w:rFonts w:ascii="Helvetica" w:hAnsi="Helvetica" w:eastAsia="Helvetica" w:cs="Helvetica"/>
-                <w:i w:val="false"/>
-                <w:b w:val="false"/>
-                <w:u w:val="none"/>
-                <w:sz w:val="22"/>
-                <w:szCs w:val="22"/>
-                <w:color w:val="000000"/>
-              </w:rPr>
-            </w:pPr>
-            <w:r>
-              <w:rPr>
-                <w:rFonts w:ascii="Helvetica" w:hAnsi="Helvetica" w:eastAsia="Helvetica" w:cs="Helvetica"/>
-                <w:i w:val="false"/>
-                <w:b w:val="false"/>
-                <w:u w:val="none"/>
-                <w:sz w:val="22"/>
-                <w:szCs w:val="22"/>
-                <w:color w:val="000000"/>
-              </w:rPr>
-              <w:t xml:space="preserve">0.24, 186</w:t>
-            </w:r>
-          </w:p>
-        </w:tc>
-        <w:tc>
-          <w:tcPr>
-            <w:tcBorders>
-              <w:bottom w:val="none" w:sz="0" w:space="0" w:color="000000"/>
-              <w:top w:val="none" w:sz="0" w:space="0" w:color="000000"/>
-              <w:left w:val="none" w:sz="0" w:space="0" w:color="000000"/>
-              <w:right w:val="none" w:sz="0" w:space="0" w:color="000000"/>
-            </w:tcBorders>
-            <w:shd w:val="clear" w:color="auto" w:fill="FFFFFF"/>
-            <w:tcMar>
-              <w:top w:w="0" w:type="dxa"/>
-              <w:bottom w:w="0" w:type="dxa"/>
-              <w:left w:w="0" w:type="dxa"/>
-              <w:right w:w="0" w:type="dxa"/>
-            </w:tcMar>
-            <w:vAlign w:val="top"/>
-          </w:tcPr>
-          <w:p>
-            <w:pPr>
-              <w:pStyle w:val="Normal"/>
-              <w:jc w:val="center"/>
-              <w:pBdr>
-                <w:bottom w:val="none" w:sz="0" w:space="0" w:color="000000"/>
-                <w:top w:val="none" w:sz="0" w:space="0" w:color="000000"/>
-                <w:left w:val="none" w:sz="0" w:space="0" w:color="000000"/>
-                <w:right w:val="none" w:sz="0" w:space="0" w:color="000000"/>
-              </w:pBdr>
-              <w:spacing w:after="100" w:before="100" w:line="240"/>
-              <w:ind w:left="100" w:right="100" w:firstLine="0" w:firstLineChars="0"/>
-              <w:rPr>
-                <w:rFonts w:ascii="Helvetica" w:hAnsi="Helvetica" w:eastAsia="Helvetica" w:cs="Helvetica"/>
-                <w:i w:val="false"/>
-                <w:b w:val="false"/>
-                <w:u w:val="none"/>
-                <w:sz w:val="22"/>
-                <w:szCs w:val="22"/>
-                <w:color w:val="000000"/>
-              </w:rPr>
-            </w:pPr>
-            <w:r>
-              <w:rPr>
-                <w:rFonts w:ascii="Helvetica" w:hAnsi="Helvetica" w:eastAsia="Helvetica" w:cs="Helvetica"/>
-                <w:i w:val="false"/>
-                <w:b w:val="false"/>
-                <w:u w:val="none"/>
-                <w:sz w:val="22"/>
-                <w:szCs w:val="22"/>
-                <w:color w:val="000000"/>
-              </w:rPr>
-              <w:t xml:space="preserve">0.270</w:t>
+              <w:t xml:space="preserve">5.82</w:t>
+            </w:r>
+          </w:p>
+        </w:tc>
+        <w:tc>
+          <w:tcPr>
+            <w:tcBorders>
+              <w:bottom w:val="none" w:sz="0" w:space="0" w:color="000000"/>
+              <w:top w:val="none" w:sz="0" w:space="0" w:color="000000"/>
+              <w:left w:val="none" w:sz="0" w:space="0" w:color="000000"/>
+              <w:right w:val="none" w:sz="0" w:space="0" w:color="000000"/>
+            </w:tcBorders>
+            <w:shd w:val="clear" w:color="auto" w:fill="FFFFFF"/>
+            <w:tcMar>
+              <w:top w:w="0" w:type="dxa"/>
+              <w:bottom w:w="0" w:type="dxa"/>
+              <w:left w:w="0" w:type="dxa"/>
+              <w:right w:w="0" w:type="dxa"/>
+            </w:tcMar>
+            <w:vAlign w:val="top"/>
+          </w:tcPr>
+          <w:p>
+            <w:pPr>
+              <w:pStyle w:val="Normal"/>
+              <w:jc w:val="center"/>
+              <w:pBdr>
+                <w:bottom w:val="none" w:sz="0" w:space="0" w:color="000000"/>
+                <w:top w:val="none" w:sz="0" w:space="0" w:color="000000"/>
+                <w:left w:val="none" w:sz="0" w:space="0" w:color="000000"/>
+                <w:right w:val="none" w:sz="0" w:space="0" w:color="000000"/>
+              </w:pBdr>
+              <w:spacing w:after="100" w:before="100" w:line="240"/>
+              <w:ind w:left="100" w:right="100" w:firstLine="0" w:firstLineChars="0"/>
+              <w:rPr>
+                <w:rFonts w:ascii="Helvetica" w:hAnsi="Helvetica" w:eastAsia="Helvetica" w:cs="Helvetica"/>
+                <w:i w:val="false"/>
+                <w:b w:val="false"/>
+                <w:u w:val="none"/>
+                <w:sz w:val="22"/>
+                <w:szCs w:val="22"/>
+                <w:color w:val="000000"/>
+              </w:rPr>
+            </w:pPr>
+            <w:r>
+              <w:rPr>
+                <w:rFonts w:ascii="Helvetica" w:hAnsi="Helvetica" w:eastAsia="Helvetica" w:cs="Helvetica"/>
+                <w:i w:val="false"/>
+                <w:b w:val="false"/>
+                <w:u w:val="none"/>
+                <w:sz w:val="22"/>
+                <w:szCs w:val="22"/>
+                <w:color w:val="000000"/>
+              </w:rPr>
+              <w:t xml:space="preserve">0.26, 129</w:t>
+            </w:r>
+          </w:p>
+        </w:tc>
+        <w:tc>
+          <w:tcPr>
+            <w:tcBorders>
+              <w:bottom w:val="none" w:sz="0" w:space="0" w:color="000000"/>
+              <w:top w:val="none" w:sz="0" w:space="0" w:color="000000"/>
+              <w:left w:val="none" w:sz="0" w:space="0" w:color="000000"/>
+              <w:right w:val="none" w:sz="0" w:space="0" w:color="000000"/>
+            </w:tcBorders>
+            <w:shd w:val="clear" w:color="auto" w:fill="FFFFFF"/>
+            <w:tcMar>
+              <w:top w:w="0" w:type="dxa"/>
+              <w:bottom w:w="0" w:type="dxa"/>
+              <w:left w:w="0" w:type="dxa"/>
+              <w:right w:w="0" w:type="dxa"/>
+            </w:tcMar>
+            <w:vAlign w:val="top"/>
+          </w:tcPr>
+          <w:p>
+            <w:pPr>
+              <w:pStyle w:val="Normal"/>
+              <w:jc w:val="center"/>
+              <w:pBdr>
+                <w:bottom w:val="none" w:sz="0" w:space="0" w:color="000000"/>
+                <w:top w:val="none" w:sz="0" w:space="0" w:color="000000"/>
+                <w:left w:val="none" w:sz="0" w:space="0" w:color="000000"/>
+                <w:right w:val="none" w:sz="0" w:space="0" w:color="000000"/>
+              </w:pBdr>
+              <w:spacing w:after="100" w:before="100" w:line="240"/>
+              <w:ind w:left="100" w:right="100" w:firstLine="0" w:firstLineChars="0"/>
+              <w:rPr>
+                <w:rFonts w:ascii="Helvetica" w:hAnsi="Helvetica" w:eastAsia="Helvetica" w:cs="Helvetica"/>
+                <w:i w:val="false"/>
+                <w:b w:val="false"/>
+                <w:u w:val="none"/>
+                <w:sz w:val="22"/>
+                <w:szCs w:val="22"/>
+                <w:color w:val="000000"/>
+              </w:rPr>
+            </w:pPr>
+            <w:r>
+              <w:rPr>
+                <w:rFonts w:ascii="Helvetica" w:hAnsi="Helvetica" w:eastAsia="Helvetica" w:cs="Helvetica"/>
+                <w:i w:val="false"/>
+                <w:b w:val="false"/>
+                <w:u w:val="none"/>
+                <w:sz w:val="22"/>
+                <w:szCs w:val="22"/>
+                <w:color w:val="000000"/>
+              </w:rPr>
+              <w:t xml:space="preserve">0.260</w:t>
             </w:r>
           </w:p>
         </w:tc>
@@ -10763,113 +10763,113 @@
                 <w:szCs w:val="22"/>
                 <w:color w:val="000000"/>
               </w:rPr>
-              <w:t xml:space="preserve">0.01</w:t>
-            </w:r>
-          </w:p>
-        </w:tc>
-        <w:tc>
-          <w:tcPr>
-            <w:tcBorders>
-              <w:bottom w:val="none" w:sz="0" w:space="0" w:color="000000"/>
-              <w:top w:val="none" w:sz="0" w:space="0" w:color="000000"/>
-              <w:left w:val="none" w:sz="0" w:space="0" w:color="000000"/>
-              <w:right w:val="none" w:sz="0" w:space="0" w:color="000000"/>
-            </w:tcBorders>
-            <w:shd w:val="clear" w:color="auto" w:fill="FFFFFF"/>
-            <w:tcMar>
-              <w:top w:w="0" w:type="dxa"/>
-              <w:bottom w:w="0" w:type="dxa"/>
-              <w:left w:w="0" w:type="dxa"/>
-              <w:right w:w="0" w:type="dxa"/>
-            </w:tcMar>
-            <w:vAlign w:val="top"/>
-          </w:tcPr>
-          <w:p>
-            <w:pPr>
-              <w:pStyle w:val="Normal"/>
-              <w:jc w:val="center"/>
-              <w:pBdr>
-                <w:bottom w:val="none" w:sz="0" w:space="0" w:color="000000"/>
-                <w:top w:val="none" w:sz="0" w:space="0" w:color="000000"/>
-                <w:left w:val="none" w:sz="0" w:space="0" w:color="000000"/>
-                <w:right w:val="none" w:sz="0" w:space="0" w:color="000000"/>
-              </w:pBdr>
-              <w:spacing w:after="100" w:before="100" w:line="240"/>
-              <w:ind w:left="100" w:right="100" w:firstLine="0" w:firstLineChars="0"/>
-              <w:rPr>
-                <w:rFonts w:ascii="Helvetica" w:hAnsi="Helvetica" w:eastAsia="Helvetica" w:cs="Helvetica"/>
-                <w:i w:val="false"/>
-                <w:b w:val="false"/>
-                <w:u w:val="none"/>
-                <w:sz w:val="22"/>
-                <w:szCs w:val="22"/>
-                <w:color w:val="000000"/>
-              </w:rPr>
-            </w:pPr>
-            <w:r>
-              <w:rPr>
-                <w:rFonts w:ascii="Helvetica" w:hAnsi="Helvetica" w:eastAsia="Helvetica" w:cs="Helvetica"/>
-                <w:i w:val="false"/>
-                <w:b w:val="false"/>
-                <w:u w:val="none"/>
-                <w:sz w:val="22"/>
-                <w:szCs w:val="22"/>
-                <w:color w:val="000000"/>
-              </w:rPr>
-              <w:t xml:space="preserve">0.00, 0.76</w:t>
-            </w:r>
-          </w:p>
-        </w:tc>
-        <w:tc>
-          <w:tcPr>
-            <w:tcBorders>
-              <w:bottom w:val="none" w:sz="0" w:space="0" w:color="000000"/>
-              <w:top w:val="none" w:sz="0" w:space="0" w:color="000000"/>
-              <w:left w:val="none" w:sz="0" w:space="0" w:color="000000"/>
-              <w:right w:val="none" w:sz="0" w:space="0" w:color="000000"/>
-            </w:tcBorders>
-            <w:shd w:val="clear" w:color="auto" w:fill="FFFFFF"/>
-            <w:tcMar>
-              <w:top w:w="0" w:type="dxa"/>
-              <w:bottom w:w="0" w:type="dxa"/>
-              <w:left w:w="0" w:type="dxa"/>
-              <w:right w:w="0" w:type="dxa"/>
-            </w:tcMar>
-            <w:vAlign w:val="top"/>
-          </w:tcPr>
-          <w:p>
-            <w:pPr>
-              <w:pStyle w:val="Normal"/>
-              <w:jc w:val="center"/>
-              <w:pBdr>
-                <w:bottom w:val="none" w:sz="0" w:space="0" w:color="000000"/>
-                <w:top w:val="none" w:sz="0" w:space="0" w:color="000000"/>
-                <w:left w:val="none" w:sz="0" w:space="0" w:color="000000"/>
-                <w:right w:val="none" w:sz="0" w:space="0" w:color="000000"/>
-              </w:pBdr>
-              <w:spacing w:after="100" w:before="100" w:line="240"/>
-              <w:ind w:left="100" w:right="100" w:firstLine="0" w:firstLineChars="0"/>
-              <w:rPr>
-                <w:rFonts w:ascii="Helvetica" w:hAnsi="Helvetica" w:eastAsia="Helvetica" w:cs="Helvetica"/>
-                <w:i w:val="false"/>
-                <w:b w:val="false"/>
-                <w:u w:val="none"/>
-                <w:sz w:val="22"/>
-                <w:szCs w:val="22"/>
-                <w:color w:val="000000"/>
-              </w:rPr>
-            </w:pPr>
-            <w:r>
-              <w:rPr>
-                <w:rFonts w:ascii="Helvetica" w:hAnsi="Helvetica" w:eastAsia="Helvetica" w:cs="Helvetica"/>
-                <w:i w:val="false"/>
-                <w:b w:val="false"/>
-                <w:u w:val="none"/>
-                <w:sz w:val="22"/>
-                <w:szCs w:val="22"/>
-                <w:color w:val="000000"/>
-              </w:rPr>
-              <w:t xml:space="preserve">0.036</w:t>
+              <w:t xml:space="preserve">0.02</w:t>
+            </w:r>
+          </w:p>
+        </w:tc>
+        <w:tc>
+          <w:tcPr>
+            <w:tcBorders>
+              <w:bottom w:val="none" w:sz="0" w:space="0" w:color="000000"/>
+              <w:top w:val="none" w:sz="0" w:space="0" w:color="000000"/>
+              <w:left w:val="none" w:sz="0" w:space="0" w:color="000000"/>
+              <w:right w:val="none" w:sz="0" w:space="0" w:color="000000"/>
+            </w:tcBorders>
+            <w:shd w:val="clear" w:color="auto" w:fill="FFFFFF"/>
+            <w:tcMar>
+              <w:top w:w="0" w:type="dxa"/>
+              <w:bottom w:w="0" w:type="dxa"/>
+              <w:left w:w="0" w:type="dxa"/>
+              <w:right w:w="0" w:type="dxa"/>
+            </w:tcMar>
+            <w:vAlign w:val="top"/>
+          </w:tcPr>
+          <w:p>
+            <w:pPr>
+              <w:pStyle w:val="Normal"/>
+              <w:jc w:val="center"/>
+              <w:pBdr>
+                <w:bottom w:val="none" w:sz="0" w:space="0" w:color="000000"/>
+                <w:top w:val="none" w:sz="0" w:space="0" w:color="000000"/>
+                <w:left w:val="none" w:sz="0" w:space="0" w:color="000000"/>
+                <w:right w:val="none" w:sz="0" w:space="0" w:color="000000"/>
+              </w:pBdr>
+              <w:spacing w:after="100" w:before="100" w:line="240"/>
+              <w:ind w:left="100" w:right="100" w:firstLine="0" w:firstLineChars="0"/>
+              <w:rPr>
+                <w:rFonts w:ascii="Helvetica" w:hAnsi="Helvetica" w:eastAsia="Helvetica" w:cs="Helvetica"/>
+                <w:i w:val="false"/>
+                <w:b w:val="false"/>
+                <w:u w:val="none"/>
+                <w:sz w:val="22"/>
+                <w:szCs w:val="22"/>
+                <w:color w:val="000000"/>
+              </w:rPr>
+            </w:pPr>
+            <w:r>
+              <w:rPr>
+                <w:rFonts w:ascii="Helvetica" w:hAnsi="Helvetica" w:eastAsia="Helvetica" w:cs="Helvetica"/>
+                <w:i w:val="false"/>
+                <w:b w:val="false"/>
+                <w:u w:val="none"/>
+                <w:sz w:val="22"/>
+                <w:szCs w:val="22"/>
+                <w:color w:val="000000"/>
+              </w:rPr>
+              <w:t xml:space="preserve">0.00, 0.65</w:t>
+            </w:r>
+          </w:p>
+        </w:tc>
+        <w:tc>
+          <w:tcPr>
+            <w:tcBorders>
+              <w:bottom w:val="none" w:sz="0" w:space="0" w:color="000000"/>
+              <w:top w:val="none" w:sz="0" w:space="0" w:color="000000"/>
+              <w:left w:val="none" w:sz="0" w:space="0" w:color="000000"/>
+              <w:right w:val="none" w:sz="0" w:space="0" w:color="000000"/>
+            </w:tcBorders>
+            <w:shd w:val="clear" w:color="auto" w:fill="FFFFFF"/>
+            <w:tcMar>
+              <w:top w:w="0" w:type="dxa"/>
+              <w:bottom w:w="0" w:type="dxa"/>
+              <w:left w:w="0" w:type="dxa"/>
+              <w:right w:w="0" w:type="dxa"/>
+            </w:tcMar>
+            <w:vAlign w:val="top"/>
+          </w:tcPr>
+          <w:p>
+            <w:pPr>
+              <w:pStyle w:val="Normal"/>
+              <w:jc w:val="center"/>
+              <w:pBdr>
+                <w:bottom w:val="none" w:sz="0" w:space="0" w:color="000000"/>
+                <w:top w:val="none" w:sz="0" w:space="0" w:color="000000"/>
+                <w:left w:val="none" w:sz="0" w:space="0" w:color="000000"/>
+                <w:right w:val="none" w:sz="0" w:space="0" w:color="000000"/>
+              </w:pBdr>
+              <w:spacing w:after="100" w:before="100" w:line="240"/>
+              <w:ind w:left="100" w:right="100" w:firstLine="0" w:firstLineChars="0"/>
+              <w:rPr>
+                <w:rFonts w:ascii="Helvetica" w:hAnsi="Helvetica" w:eastAsia="Helvetica" w:cs="Helvetica"/>
+                <w:i w:val="false"/>
+                <w:b w:val="false"/>
+                <w:u w:val="none"/>
+                <w:sz w:val="22"/>
+                <w:szCs w:val="22"/>
+                <w:color w:val="000000"/>
+              </w:rPr>
+            </w:pPr>
+            <w:r>
+              <w:rPr>
+                <w:rFonts w:ascii="Helvetica" w:hAnsi="Helvetica" w:eastAsia="Helvetica" w:cs="Helvetica"/>
+                <w:i w:val="false"/>
+                <w:b w:val="false"/>
+                <w:u w:val="none"/>
+                <w:sz w:val="22"/>
+                <w:szCs w:val="22"/>
+                <w:color w:val="000000"/>
+              </w:rPr>
+              <w:t xml:space="preserve">0.029</w:t>
             </w:r>
           </w:p>
         </w:tc>
@@ -11246,113 +11246,113 @@
                 <w:szCs w:val="22"/>
                 <w:color w:val="000000"/>
               </w:rPr>
-              <w:t xml:space="preserve">0.26</w:t>
-            </w:r>
-          </w:p>
-        </w:tc>
-        <w:tc>
-          <w:tcPr>
-            <w:tcBorders>
-              <w:bottom w:val="none" w:sz="0" w:space="0" w:color="000000"/>
-              <w:top w:val="none" w:sz="0" w:space="0" w:color="000000"/>
-              <w:left w:val="none" w:sz="0" w:space="0" w:color="000000"/>
-              <w:right w:val="none" w:sz="0" w:space="0" w:color="000000"/>
-            </w:tcBorders>
-            <w:shd w:val="clear" w:color="auto" w:fill="FFFFFF"/>
-            <w:tcMar>
-              <w:top w:w="0" w:type="dxa"/>
-              <w:bottom w:w="0" w:type="dxa"/>
-              <w:left w:w="0" w:type="dxa"/>
-              <w:right w:w="0" w:type="dxa"/>
-            </w:tcMar>
-            <w:vAlign w:val="top"/>
-          </w:tcPr>
-          <w:p>
-            <w:pPr>
-              <w:pStyle w:val="Normal"/>
-              <w:jc w:val="center"/>
-              <w:pBdr>
-                <w:bottom w:val="none" w:sz="0" w:space="0" w:color="000000"/>
-                <w:top w:val="none" w:sz="0" w:space="0" w:color="000000"/>
-                <w:left w:val="none" w:sz="0" w:space="0" w:color="000000"/>
-                <w:right w:val="none" w:sz="0" w:space="0" w:color="000000"/>
-              </w:pBdr>
-              <w:spacing w:after="100" w:before="100" w:line="240"/>
-              <w:ind w:left="100" w:right="100" w:firstLine="0" w:firstLineChars="0"/>
-              <w:rPr>
-                <w:rFonts w:ascii="Helvetica" w:hAnsi="Helvetica" w:eastAsia="Helvetica" w:cs="Helvetica"/>
-                <w:i w:val="false"/>
-                <w:b w:val="false"/>
-                <w:u w:val="none"/>
-                <w:sz w:val="22"/>
-                <w:szCs w:val="22"/>
-                <w:color w:val="000000"/>
-              </w:rPr>
-            </w:pPr>
-            <w:r>
-              <w:rPr>
-                <w:rFonts w:ascii="Helvetica" w:hAnsi="Helvetica" w:eastAsia="Helvetica" w:cs="Helvetica"/>
-                <w:i w:val="false"/>
-                <w:b w:val="false"/>
-                <w:u w:val="none"/>
-                <w:sz w:val="22"/>
-                <w:szCs w:val="22"/>
-                <w:color w:val="000000"/>
-              </w:rPr>
-              <w:t xml:space="preserve">0.07, 0.93</w:t>
-            </w:r>
-          </w:p>
-        </w:tc>
-        <w:tc>
-          <w:tcPr>
-            <w:tcBorders>
-              <w:bottom w:val="none" w:sz="0" w:space="0" w:color="000000"/>
-              <w:top w:val="none" w:sz="0" w:space="0" w:color="000000"/>
-              <w:left w:val="none" w:sz="0" w:space="0" w:color="000000"/>
-              <w:right w:val="none" w:sz="0" w:space="0" w:color="000000"/>
-            </w:tcBorders>
-            <w:shd w:val="clear" w:color="auto" w:fill="FFFFFF"/>
-            <w:tcMar>
-              <w:top w:w="0" w:type="dxa"/>
-              <w:bottom w:w="0" w:type="dxa"/>
-              <w:left w:w="0" w:type="dxa"/>
-              <w:right w:w="0" w:type="dxa"/>
-            </w:tcMar>
-            <w:vAlign w:val="top"/>
-          </w:tcPr>
-          <w:p>
-            <w:pPr>
-              <w:pStyle w:val="Normal"/>
-              <w:jc w:val="center"/>
-              <w:pBdr>
-                <w:bottom w:val="none" w:sz="0" w:space="0" w:color="000000"/>
-                <w:top w:val="none" w:sz="0" w:space="0" w:color="000000"/>
-                <w:left w:val="none" w:sz="0" w:space="0" w:color="000000"/>
-                <w:right w:val="none" w:sz="0" w:space="0" w:color="000000"/>
-              </w:pBdr>
-              <w:spacing w:after="100" w:before="100" w:line="240"/>
-              <w:ind w:left="100" w:right="100" w:firstLine="0" w:firstLineChars="0"/>
-              <w:rPr>
-                <w:rFonts w:ascii="Helvetica" w:hAnsi="Helvetica" w:eastAsia="Helvetica" w:cs="Helvetica"/>
-                <w:i w:val="false"/>
-                <w:b w:val="false"/>
-                <w:u w:val="none"/>
-                <w:sz w:val="22"/>
-                <w:szCs w:val="22"/>
-                <w:color w:val="000000"/>
-              </w:rPr>
-            </w:pPr>
-            <w:r>
-              <w:rPr>
-                <w:rFonts w:ascii="Helvetica" w:hAnsi="Helvetica" w:eastAsia="Helvetica" w:cs="Helvetica"/>
-                <w:i w:val="false"/>
-                <w:b w:val="false"/>
-                <w:u w:val="none"/>
-                <w:sz w:val="22"/>
-                <w:szCs w:val="22"/>
-                <w:color w:val="000000"/>
-              </w:rPr>
-              <w:t xml:space="preserve">0.038</w:t>
+              <w:t xml:space="preserve">0.20</w:t>
+            </w:r>
+          </w:p>
+        </w:tc>
+        <w:tc>
+          <w:tcPr>
+            <w:tcBorders>
+              <w:bottom w:val="none" w:sz="0" w:space="0" w:color="000000"/>
+              <w:top w:val="none" w:sz="0" w:space="0" w:color="000000"/>
+              <w:left w:val="none" w:sz="0" w:space="0" w:color="000000"/>
+              <w:right w:val="none" w:sz="0" w:space="0" w:color="000000"/>
+            </w:tcBorders>
+            <w:shd w:val="clear" w:color="auto" w:fill="FFFFFF"/>
+            <w:tcMar>
+              <w:top w:w="0" w:type="dxa"/>
+              <w:bottom w:w="0" w:type="dxa"/>
+              <w:left w:w="0" w:type="dxa"/>
+              <w:right w:w="0" w:type="dxa"/>
+            </w:tcMar>
+            <w:vAlign w:val="top"/>
+          </w:tcPr>
+          <w:p>
+            <w:pPr>
+              <w:pStyle w:val="Normal"/>
+              <w:jc w:val="center"/>
+              <w:pBdr>
+                <w:bottom w:val="none" w:sz="0" w:space="0" w:color="000000"/>
+                <w:top w:val="none" w:sz="0" w:space="0" w:color="000000"/>
+                <w:left w:val="none" w:sz="0" w:space="0" w:color="000000"/>
+                <w:right w:val="none" w:sz="0" w:space="0" w:color="000000"/>
+              </w:pBdr>
+              <w:spacing w:after="100" w:before="100" w:line="240"/>
+              <w:ind w:left="100" w:right="100" w:firstLine="0" w:firstLineChars="0"/>
+              <w:rPr>
+                <w:rFonts w:ascii="Helvetica" w:hAnsi="Helvetica" w:eastAsia="Helvetica" w:cs="Helvetica"/>
+                <w:i w:val="false"/>
+                <w:b w:val="false"/>
+                <w:u w:val="none"/>
+                <w:sz w:val="22"/>
+                <w:szCs w:val="22"/>
+                <w:color w:val="000000"/>
+              </w:rPr>
+            </w:pPr>
+            <w:r>
+              <w:rPr>
+                <w:rFonts w:ascii="Helvetica" w:hAnsi="Helvetica" w:eastAsia="Helvetica" w:cs="Helvetica"/>
+                <w:i w:val="false"/>
+                <w:b w:val="false"/>
+                <w:u w:val="none"/>
+                <w:sz w:val="22"/>
+                <w:szCs w:val="22"/>
+                <w:color w:val="000000"/>
+              </w:rPr>
+              <w:t xml:space="preserve">0.06, 0.68</w:t>
+            </w:r>
+          </w:p>
+        </w:tc>
+        <w:tc>
+          <w:tcPr>
+            <w:tcBorders>
+              <w:bottom w:val="none" w:sz="0" w:space="0" w:color="000000"/>
+              <w:top w:val="none" w:sz="0" w:space="0" w:color="000000"/>
+              <w:left w:val="none" w:sz="0" w:space="0" w:color="000000"/>
+              <w:right w:val="none" w:sz="0" w:space="0" w:color="000000"/>
+            </w:tcBorders>
+            <w:shd w:val="clear" w:color="auto" w:fill="FFFFFF"/>
+            <w:tcMar>
+              <w:top w:w="0" w:type="dxa"/>
+              <w:bottom w:w="0" w:type="dxa"/>
+              <w:left w:w="0" w:type="dxa"/>
+              <w:right w:w="0" w:type="dxa"/>
+            </w:tcMar>
+            <w:vAlign w:val="top"/>
+          </w:tcPr>
+          <w:p>
+            <w:pPr>
+              <w:pStyle w:val="Normal"/>
+              <w:jc w:val="center"/>
+              <w:pBdr>
+                <w:bottom w:val="none" w:sz="0" w:space="0" w:color="000000"/>
+                <w:top w:val="none" w:sz="0" w:space="0" w:color="000000"/>
+                <w:left w:val="none" w:sz="0" w:space="0" w:color="000000"/>
+                <w:right w:val="none" w:sz="0" w:space="0" w:color="000000"/>
+              </w:pBdr>
+              <w:spacing w:after="100" w:before="100" w:line="240"/>
+              <w:ind w:left="100" w:right="100" w:firstLine="0" w:firstLineChars="0"/>
+              <w:rPr>
+                <w:rFonts w:ascii="Helvetica" w:hAnsi="Helvetica" w:eastAsia="Helvetica" w:cs="Helvetica"/>
+                <w:i w:val="false"/>
+                <w:b w:val="false"/>
+                <w:u w:val="none"/>
+                <w:sz w:val="22"/>
+                <w:szCs w:val="22"/>
+                <w:color w:val="000000"/>
+              </w:rPr>
+            </w:pPr>
+            <w:r>
+              <w:rPr>
+                <w:rFonts w:ascii="Helvetica" w:hAnsi="Helvetica" w:eastAsia="Helvetica" w:cs="Helvetica"/>
+                <w:i w:val="false"/>
+                <w:b w:val="false"/>
+                <w:u w:val="none"/>
+                <w:sz w:val="22"/>
+                <w:szCs w:val="22"/>
+                <w:color w:val="000000"/>
+              </w:rPr>
+              <w:t xml:space="preserve">0.010</w:t>
             </w:r>
           </w:p>
         </w:tc>
@@ -12212,113 +12212,113 @@
                 <w:szCs w:val="22"/>
                 <w:color w:val="000000"/>
               </w:rPr>
-              <w:t xml:space="preserve">9.68</w:t>
-            </w:r>
-          </w:p>
-        </w:tc>
-        <w:tc>
-          <w:tcPr>
-            <w:tcBorders>
-              <w:bottom w:val="none" w:sz="0" w:space="0" w:color="000000"/>
-              <w:top w:val="none" w:sz="0" w:space="0" w:color="000000"/>
-              <w:left w:val="none" w:sz="0" w:space="0" w:color="000000"/>
-              <w:right w:val="none" w:sz="0" w:space="0" w:color="000000"/>
-            </w:tcBorders>
-            <w:shd w:val="clear" w:color="auto" w:fill="FFFFFF"/>
-            <w:tcMar>
-              <w:top w:w="0" w:type="dxa"/>
-              <w:bottom w:w="0" w:type="dxa"/>
-              <w:left w:w="0" w:type="dxa"/>
-              <w:right w:w="0" w:type="dxa"/>
-            </w:tcMar>
-            <w:vAlign w:val="top"/>
-          </w:tcPr>
-          <w:p>
-            <w:pPr>
-              <w:pStyle w:val="Normal"/>
-              <w:jc w:val="center"/>
-              <w:pBdr>
-                <w:bottom w:val="none" w:sz="0" w:space="0" w:color="000000"/>
-                <w:top w:val="none" w:sz="0" w:space="0" w:color="000000"/>
-                <w:left w:val="none" w:sz="0" w:space="0" w:color="000000"/>
-                <w:right w:val="none" w:sz="0" w:space="0" w:color="000000"/>
-              </w:pBdr>
-              <w:spacing w:after="100" w:before="100" w:line="240"/>
-              <w:ind w:left="100" w:right="100" w:firstLine="0" w:firstLineChars="0"/>
-              <w:rPr>
-                <w:rFonts w:ascii="Helvetica" w:hAnsi="Helvetica" w:eastAsia="Helvetica" w:cs="Helvetica"/>
-                <w:i w:val="false"/>
-                <w:b w:val="false"/>
-                <w:u w:val="none"/>
-                <w:sz w:val="22"/>
-                <w:szCs w:val="22"/>
-                <w:color w:val="000000"/>
-              </w:rPr>
-            </w:pPr>
-            <w:r>
-              <w:rPr>
-                <w:rFonts w:ascii="Helvetica" w:hAnsi="Helvetica" w:eastAsia="Helvetica" w:cs="Helvetica"/>
-                <w:i w:val="false"/>
-                <w:b w:val="false"/>
-                <w:u w:val="none"/>
-                <w:sz w:val="22"/>
-                <w:szCs w:val="22"/>
-                <w:color w:val="000000"/>
-              </w:rPr>
-              <w:t xml:space="preserve">0.28, 336</w:t>
-            </w:r>
-          </w:p>
-        </w:tc>
-        <w:tc>
-          <w:tcPr>
-            <w:tcBorders>
-              <w:bottom w:val="none" w:sz="0" w:space="0" w:color="000000"/>
-              <w:top w:val="none" w:sz="0" w:space="0" w:color="000000"/>
-              <w:left w:val="none" w:sz="0" w:space="0" w:color="000000"/>
-              <w:right w:val="none" w:sz="0" w:space="0" w:color="000000"/>
-            </w:tcBorders>
-            <w:shd w:val="clear" w:color="auto" w:fill="FFFFFF"/>
-            <w:tcMar>
-              <w:top w:w="0" w:type="dxa"/>
-              <w:bottom w:w="0" w:type="dxa"/>
-              <w:left w:w="0" w:type="dxa"/>
-              <w:right w:w="0" w:type="dxa"/>
-            </w:tcMar>
-            <w:vAlign w:val="top"/>
-          </w:tcPr>
-          <w:p>
-            <w:pPr>
-              <w:pStyle w:val="Normal"/>
-              <w:jc w:val="center"/>
-              <w:pBdr>
-                <w:bottom w:val="none" w:sz="0" w:space="0" w:color="000000"/>
-                <w:top w:val="none" w:sz="0" w:space="0" w:color="000000"/>
-                <w:left w:val="none" w:sz="0" w:space="0" w:color="000000"/>
-                <w:right w:val="none" w:sz="0" w:space="0" w:color="000000"/>
-              </w:pBdr>
-              <w:spacing w:after="100" w:before="100" w:line="240"/>
-              <w:ind w:left="100" w:right="100" w:firstLine="0" w:firstLineChars="0"/>
-              <w:rPr>
-                <w:rFonts w:ascii="Helvetica" w:hAnsi="Helvetica" w:eastAsia="Helvetica" w:cs="Helvetica"/>
-                <w:i w:val="false"/>
-                <w:b w:val="false"/>
-                <w:u w:val="none"/>
-                <w:sz w:val="22"/>
-                <w:szCs w:val="22"/>
-                <w:color w:val="000000"/>
-              </w:rPr>
-            </w:pPr>
-            <w:r>
-              <w:rPr>
-                <w:rFonts w:ascii="Helvetica" w:hAnsi="Helvetica" w:eastAsia="Helvetica" w:cs="Helvetica"/>
-                <w:i w:val="false"/>
-                <w:b w:val="false"/>
-                <w:u w:val="none"/>
-                <w:sz w:val="22"/>
-                <w:szCs w:val="22"/>
-                <w:color w:val="000000"/>
-              </w:rPr>
-              <w:t xml:space="preserve">0.210</w:t>
+              <w:t xml:space="preserve">8.47</w:t>
+            </w:r>
+          </w:p>
+        </w:tc>
+        <w:tc>
+          <w:tcPr>
+            <w:tcBorders>
+              <w:bottom w:val="none" w:sz="0" w:space="0" w:color="000000"/>
+              <w:top w:val="none" w:sz="0" w:space="0" w:color="000000"/>
+              <w:left w:val="none" w:sz="0" w:space="0" w:color="000000"/>
+              <w:right w:val="none" w:sz="0" w:space="0" w:color="000000"/>
+            </w:tcBorders>
+            <w:shd w:val="clear" w:color="auto" w:fill="FFFFFF"/>
+            <w:tcMar>
+              <w:top w:w="0" w:type="dxa"/>
+              <w:bottom w:w="0" w:type="dxa"/>
+              <w:left w:w="0" w:type="dxa"/>
+              <w:right w:w="0" w:type="dxa"/>
+            </w:tcMar>
+            <w:vAlign w:val="top"/>
+          </w:tcPr>
+          <w:p>
+            <w:pPr>
+              <w:pStyle w:val="Normal"/>
+              <w:jc w:val="center"/>
+              <w:pBdr>
+                <w:bottom w:val="none" w:sz="0" w:space="0" w:color="000000"/>
+                <w:top w:val="none" w:sz="0" w:space="0" w:color="000000"/>
+                <w:left w:val="none" w:sz="0" w:space="0" w:color="000000"/>
+                <w:right w:val="none" w:sz="0" w:space="0" w:color="000000"/>
+              </w:pBdr>
+              <w:spacing w:after="100" w:before="100" w:line="240"/>
+              <w:ind w:left="100" w:right="100" w:firstLine="0" w:firstLineChars="0"/>
+              <w:rPr>
+                <w:rFonts w:ascii="Helvetica" w:hAnsi="Helvetica" w:eastAsia="Helvetica" w:cs="Helvetica"/>
+                <w:i w:val="false"/>
+                <w:b w:val="false"/>
+                <w:u w:val="none"/>
+                <w:sz w:val="22"/>
+                <w:szCs w:val="22"/>
+                <w:color w:val="000000"/>
+              </w:rPr>
+            </w:pPr>
+            <w:r>
+              <w:rPr>
+                <w:rFonts w:ascii="Helvetica" w:hAnsi="Helvetica" w:eastAsia="Helvetica" w:cs="Helvetica"/>
+                <w:i w:val="false"/>
+                <w:b w:val="false"/>
+                <w:u w:val="none"/>
+                <w:sz w:val="22"/>
+                <w:szCs w:val="22"/>
+                <w:color w:val="000000"/>
+              </w:rPr>
+              <w:t xml:space="preserve">0.26, 272</w:t>
+            </w:r>
+          </w:p>
+        </w:tc>
+        <w:tc>
+          <w:tcPr>
+            <w:tcBorders>
+              <w:bottom w:val="none" w:sz="0" w:space="0" w:color="000000"/>
+              <w:top w:val="none" w:sz="0" w:space="0" w:color="000000"/>
+              <w:left w:val="none" w:sz="0" w:space="0" w:color="000000"/>
+              <w:right w:val="none" w:sz="0" w:space="0" w:color="000000"/>
+            </w:tcBorders>
+            <w:shd w:val="clear" w:color="auto" w:fill="FFFFFF"/>
+            <w:tcMar>
+              <w:top w:w="0" w:type="dxa"/>
+              <w:bottom w:w="0" w:type="dxa"/>
+              <w:left w:w="0" w:type="dxa"/>
+              <w:right w:w="0" w:type="dxa"/>
+            </w:tcMar>
+            <w:vAlign w:val="top"/>
+          </w:tcPr>
+          <w:p>
+            <w:pPr>
+              <w:pStyle w:val="Normal"/>
+              <w:jc w:val="center"/>
+              <w:pBdr>
+                <w:bottom w:val="none" w:sz="0" w:space="0" w:color="000000"/>
+                <w:top w:val="none" w:sz="0" w:space="0" w:color="000000"/>
+                <w:left w:val="none" w:sz="0" w:space="0" w:color="000000"/>
+                <w:right w:val="none" w:sz="0" w:space="0" w:color="000000"/>
+              </w:pBdr>
+              <w:spacing w:after="100" w:before="100" w:line="240"/>
+              <w:ind w:left="100" w:right="100" w:firstLine="0" w:firstLineChars="0"/>
+              <w:rPr>
+                <w:rFonts w:ascii="Helvetica" w:hAnsi="Helvetica" w:eastAsia="Helvetica" w:cs="Helvetica"/>
+                <w:i w:val="false"/>
+                <w:b w:val="false"/>
+                <w:u w:val="none"/>
+                <w:sz w:val="22"/>
+                <w:szCs w:val="22"/>
+                <w:color w:val="000000"/>
+              </w:rPr>
+            </w:pPr>
+            <w:r>
+              <w:rPr>
+                <w:rFonts w:ascii="Helvetica" w:hAnsi="Helvetica" w:eastAsia="Helvetica" w:cs="Helvetica"/>
+                <w:i w:val="false"/>
+                <w:b w:val="false"/>
+                <w:u w:val="none"/>
+                <w:sz w:val="22"/>
+                <w:szCs w:val="22"/>
+                <w:color w:val="000000"/>
+              </w:rPr>
+              <w:t xml:space="preserve">0.230</w:t>
             </w:r>
           </w:p>
         </w:tc>
@@ -12695,113 +12695,113 @@
                 <w:szCs w:val="22"/>
                 <w:color w:val="000000"/>
               </w:rPr>
-              <w:t xml:space="preserve">0.76</w:t>
-            </w:r>
-          </w:p>
-        </w:tc>
-        <w:tc>
-          <w:tcPr>
-            <w:tcBorders>
-              <w:bottom w:val="none" w:sz="0" w:space="0" w:color="000000"/>
-              <w:top w:val="none" w:sz="0" w:space="0" w:color="000000"/>
-              <w:left w:val="none" w:sz="0" w:space="0" w:color="000000"/>
-              <w:right w:val="none" w:sz="0" w:space="0" w:color="000000"/>
-            </w:tcBorders>
-            <w:shd w:val="clear" w:color="auto" w:fill="FFFFFF"/>
-            <w:tcMar>
-              <w:top w:w="0" w:type="dxa"/>
-              <w:bottom w:w="0" w:type="dxa"/>
-              <w:left w:w="0" w:type="dxa"/>
-              <w:right w:w="0" w:type="dxa"/>
-            </w:tcMar>
-            <w:vAlign w:val="top"/>
-          </w:tcPr>
-          <w:p>
-            <w:pPr>
-              <w:pStyle w:val="Normal"/>
-              <w:jc w:val="center"/>
-              <w:pBdr>
-                <w:bottom w:val="none" w:sz="0" w:space="0" w:color="000000"/>
-                <w:top w:val="none" w:sz="0" w:space="0" w:color="000000"/>
-                <w:left w:val="none" w:sz="0" w:space="0" w:color="000000"/>
-                <w:right w:val="none" w:sz="0" w:space="0" w:color="000000"/>
-              </w:pBdr>
-              <w:spacing w:after="100" w:before="100" w:line="240"/>
-              <w:ind w:left="100" w:right="100" w:firstLine="0" w:firstLineChars="0"/>
-              <w:rPr>
-                <w:rFonts w:ascii="Helvetica" w:hAnsi="Helvetica" w:eastAsia="Helvetica" w:cs="Helvetica"/>
-                <w:i w:val="false"/>
-                <w:b w:val="false"/>
-                <w:u w:val="none"/>
-                <w:sz w:val="22"/>
-                <w:szCs w:val="22"/>
-                <w:color w:val="000000"/>
-              </w:rPr>
-            </w:pPr>
-            <w:r>
-              <w:rPr>
-                <w:rFonts w:ascii="Helvetica" w:hAnsi="Helvetica" w:eastAsia="Helvetica" w:cs="Helvetica"/>
-                <w:i w:val="false"/>
-                <w:b w:val="false"/>
-                <w:u w:val="none"/>
-                <w:sz w:val="22"/>
-                <w:szCs w:val="22"/>
-                <w:color w:val="000000"/>
-              </w:rPr>
-              <w:t xml:space="preserve">0.07, 8.71</w:t>
-            </w:r>
-          </w:p>
-        </w:tc>
-        <w:tc>
-          <w:tcPr>
-            <w:tcBorders>
-              <w:bottom w:val="none" w:sz="0" w:space="0" w:color="000000"/>
-              <w:top w:val="none" w:sz="0" w:space="0" w:color="000000"/>
-              <w:left w:val="none" w:sz="0" w:space="0" w:color="000000"/>
-              <w:right w:val="none" w:sz="0" w:space="0" w:color="000000"/>
-            </w:tcBorders>
-            <w:shd w:val="clear" w:color="auto" w:fill="FFFFFF"/>
-            <w:tcMar>
-              <w:top w:w="0" w:type="dxa"/>
-              <w:bottom w:w="0" w:type="dxa"/>
-              <w:left w:w="0" w:type="dxa"/>
-              <w:right w:w="0" w:type="dxa"/>
-            </w:tcMar>
-            <w:vAlign w:val="top"/>
-          </w:tcPr>
-          <w:p>
-            <w:pPr>
-              <w:pStyle w:val="Normal"/>
-              <w:jc w:val="center"/>
-              <w:pBdr>
-                <w:bottom w:val="none" w:sz="0" w:space="0" w:color="000000"/>
-                <w:top w:val="none" w:sz="0" w:space="0" w:color="000000"/>
-                <w:left w:val="none" w:sz="0" w:space="0" w:color="000000"/>
-                <w:right w:val="none" w:sz="0" w:space="0" w:color="000000"/>
-              </w:pBdr>
-              <w:spacing w:after="100" w:before="100" w:line="240"/>
-              <w:ind w:left="100" w:right="100" w:firstLine="0" w:firstLineChars="0"/>
-              <w:rPr>
-                <w:rFonts w:ascii="Helvetica" w:hAnsi="Helvetica" w:eastAsia="Helvetica" w:cs="Helvetica"/>
-                <w:i w:val="false"/>
-                <w:b w:val="false"/>
-                <w:u w:val="none"/>
-                <w:sz w:val="22"/>
-                <w:szCs w:val="22"/>
-                <w:color w:val="000000"/>
-              </w:rPr>
-            </w:pPr>
-            <w:r>
-              <w:rPr>
-                <w:rFonts w:ascii="Helvetica" w:hAnsi="Helvetica" w:eastAsia="Helvetica" w:cs="Helvetica"/>
-                <w:i w:val="false"/>
-                <w:b w:val="false"/>
-                <w:u w:val="none"/>
-                <w:sz w:val="22"/>
-                <w:szCs w:val="22"/>
-                <w:color w:val="000000"/>
-              </w:rPr>
-              <w:t xml:space="preserve">0.830</w:t>
+              <w:t xml:space="preserve">0.88</w:t>
+            </w:r>
+          </w:p>
+        </w:tc>
+        <w:tc>
+          <w:tcPr>
+            <w:tcBorders>
+              <w:bottom w:val="none" w:sz="0" w:space="0" w:color="000000"/>
+              <w:top w:val="none" w:sz="0" w:space="0" w:color="000000"/>
+              <w:left w:val="none" w:sz="0" w:space="0" w:color="000000"/>
+              <w:right w:val="none" w:sz="0" w:space="0" w:color="000000"/>
+            </w:tcBorders>
+            <w:shd w:val="clear" w:color="auto" w:fill="FFFFFF"/>
+            <w:tcMar>
+              <w:top w:w="0" w:type="dxa"/>
+              <w:bottom w:w="0" w:type="dxa"/>
+              <w:left w:w="0" w:type="dxa"/>
+              <w:right w:w="0" w:type="dxa"/>
+            </w:tcMar>
+            <w:vAlign w:val="top"/>
+          </w:tcPr>
+          <w:p>
+            <w:pPr>
+              <w:pStyle w:val="Normal"/>
+              <w:jc w:val="center"/>
+              <w:pBdr>
+                <w:bottom w:val="none" w:sz="0" w:space="0" w:color="000000"/>
+                <w:top w:val="none" w:sz="0" w:space="0" w:color="000000"/>
+                <w:left w:val="none" w:sz="0" w:space="0" w:color="000000"/>
+                <w:right w:val="none" w:sz="0" w:space="0" w:color="000000"/>
+              </w:pBdr>
+              <w:spacing w:after="100" w:before="100" w:line="240"/>
+              <w:ind w:left="100" w:right="100" w:firstLine="0" w:firstLineChars="0"/>
+              <w:rPr>
+                <w:rFonts w:ascii="Helvetica" w:hAnsi="Helvetica" w:eastAsia="Helvetica" w:cs="Helvetica"/>
+                <w:i w:val="false"/>
+                <w:b w:val="false"/>
+                <w:u w:val="none"/>
+                <w:sz w:val="22"/>
+                <w:szCs w:val="22"/>
+                <w:color w:val="000000"/>
+              </w:rPr>
+            </w:pPr>
+            <w:r>
+              <w:rPr>
+                <w:rFonts w:ascii="Helvetica" w:hAnsi="Helvetica" w:eastAsia="Helvetica" w:cs="Helvetica"/>
+                <w:i w:val="false"/>
+                <w:b w:val="false"/>
+                <w:u w:val="none"/>
+                <w:sz w:val="22"/>
+                <w:szCs w:val="22"/>
+                <w:color w:val="000000"/>
+              </w:rPr>
+              <w:t xml:space="preserve">0.06, 12.6</w:t>
+            </w:r>
+          </w:p>
+        </w:tc>
+        <w:tc>
+          <w:tcPr>
+            <w:tcBorders>
+              <w:bottom w:val="none" w:sz="0" w:space="0" w:color="000000"/>
+              <w:top w:val="none" w:sz="0" w:space="0" w:color="000000"/>
+              <w:left w:val="none" w:sz="0" w:space="0" w:color="000000"/>
+              <w:right w:val="none" w:sz="0" w:space="0" w:color="000000"/>
+            </w:tcBorders>
+            <w:shd w:val="clear" w:color="auto" w:fill="FFFFFF"/>
+            <w:tcMar>
+              <w:top w:w="0" w:type="dxa"/>
+              <w:bottom w:w="0" w:type="dxa"/>
+              <w:left w:w="0" w:type="dxa"/>
+              <w:right w:w="0" w:type="dxa"/>
+            </w:tcMar>
+            <w:vAlign w:val="top"/>
+          </w:tcPr>
+          <w:p>
+            <w:pPr>
+              <w:pStyle w:val="Normal"/>
+              <w:jc w:val="center"/>
+              <w:pBdr>
+                <w:bottom w:val="none" w:sz="0" w:space="0" w:color="000000"/>
+                <w:top w:val="none" w:sz="0" w:space="0" w:color="000000"/>
+                <w:left w:val="none" w:sz="0" w:space="0" w:color="000000"/>
+                <w:right w:val="none" w:sz="0" w:space="0" w:color="000000"/>
+              </w:pBdr>
+              <w:spacing w:after="100" w:before="100" w:line="240"/>
+              <w:ind w:left="100" w:right="100" w:firstLine="0" w:firstLineChars="0"/>
+              <w:rPr>
+                <w:rFonts w:ascii="Helvetica" w:hAnsi="Helvetica" w:eastAsia="Helvetica" w:cs="Helvetica"/>
+                <w:i w:val="false"/>
+                <w:b w:val="false"/>
+                <w:u w:val="none"/>
+                <w:sz w:val="22"/>
+                <w:szCs w:val="22"/>
+                <w:color w:val="000000"/>
+              </w:rPr>
+            </w:pPr>
+            <w:r>
+              <w:rPr>
+                <w:rFonts w:ascii="Helvetica" w:hAnsi="Helvetica" w:eastAsia="Helvetica" w:cs="Helvetica"/>
+                <w:i w:val="false"/>
+                <w:b w:val="false"/>
+                <w:u w:val="none"/>
+                <w:sz w:val="22"/>
+                <w:szCs w:val="22"/>
+                <w:color w:val="000000"/>
+              </w:rPr>
+              <w:t xml:space="preserve">0.930</w:t>
             </w:r>
           </w:p>
         </w:tc>
@@ -13178,113 +13178,113 @@
                 <w:szCs w:val="22"/>
                 <w:color w:val="000000"/>
               </w:rPr>
-              <w:t xml:space="preserve">1.05</w:t>
-            </w:r>
-          </w:p>
-        </w:tc>
-        <w:tc>
-          <w:tcPr>
-            <w:tcBorders>
-              <w:bottom w:val="none" w:sz="0" w:space="0" w:color="000000"/>
-              <w:top w:val="none" w:sz="0" w:space="0" w:color="000000"/>
-              <w:left w:val="none" w:sz="0" w:space="0" w:color="000000"/>
-              <w:right w:val="none" w:sz="0" w:space="0" w:color="000000"/>
-            </w:tcBorders>
-            <w:shd w:val="clear" w:color="auto" w:fill="FFFFFF"/>
-            <w:tcMar>
-              <w:top w:w="0" w:type="dxa"/>
-              <w:bottom w:w="0" w:type="dxa"/>
-              <w:left w:w="0" w:type="dxa"/>
-              <w:right w:w="0" w:type="dxa"/>
-            </w:tcMar>
-            <w:vAlign w:val="top"/>
-          </w:tcPr>
-          <w:p>
-            <w:pPr>
-              <w:pStyle w:val="Normal"/>
-              <w:jc w:val="center"/>
-              <w:pBdr>
-                <w:bottom w:val="none" w:sz="0" w:space="0" w:color="000000"/>
-                <w:top w:val="none" w:sz="0" w:space="0" w:color="000000"/>
-                <w:left w:val="none" w:sz="0" w:space="0" w:color="000000"/>
-                <w:right w:val="none" w:sz="0" w:space="0" w:color="000000"/>
-              </w:pBdr>
-              <w:spacing w:after="100" w:before="100" w:line="240"/>
-              <w:ind w:left="100" w:right="100" w:firstLine="0" w:firstLineChars="0"/>
-              <w:rPr>
-                <w:rFonts w:ascii="Helvetica" w:hAnsi="Helvetica" w:eastAsia="Helvetica" w:cs="Helvetica"/>
-                <w:i w:val="false"/>
-                <w:b w:val="false"/>
-                <w:u w:val="none"/>
-                <w:sz w:val="22"/>
-                <w:szCs w:val="22"/>
-                <w:color w:val="000000"/>
-              </w:rPr>
-            </w:pPr>
-            <w:r>
-              <w:rPr>
-                <w:rFonts w:ascii="Helvetica" w:hAnsi="Helvetica" w:eastAsia="Helvetica" w:cs="Helvetica"/>
-                <w:i w:val="false"/>
-                <w:b w:val="false"/>
-                <w:u w:val="none"/>
-                <w:sz w:val="22"/>
-                <w:szCs w:val="22"/>
-                <w:color w:val="000000"/>
-              </w:rPr>
-              <w:t xml:space="preserve">0.92, 1.20</w:t>
-            </w:r>
-          </w:p>
-        </w:tc>
-        <w:tc>
-          <w:tcPr>
-            <w:tcBorders>
-              <w:bottom w:val="none" w:sz="0" w:space="0" w:color="000000"/>
-              <w:top w:val="none" w:sz="0" w:space="0" w:color="000000"/>
-              <w:left w:val="none" w:sz="0" w:space="0" w:color="000000"/>
-              <w:right w:val="none" w:sz="0" w:space="0" w:color="000000"/>
-            </w:tcBorders>
-            <w:shd w:val="clear" w:color="auto" w:fill="FFFFFF"/>
-            <w:tcMar>
-              <w:top w:w="0" w:type="dxa"/>
-              <w:bottom w:w="0" w:type="dxa"/>
-              <w:left w:w="0" w:type="dxa"/>
-              <w:right w:w="0" w:type="dxa"/>
-            </w:tcMar>
-            <w:vAlign w:val="top"/>
-          </w:tcPr>
-          <w:p>
-            <w:pPr>
-              <w:pStyle w:val="Normal"/>
-              <w:jc w:val="center"/>
-              <w:pBdr>
-                <w:bottom w:val="none" w:sz="0" w:space="0" w:color="000000"/>
-                <w:top w:val="none" w:sz="0" w:space="0" w:color="000000"/>
-                <w:left w:val="none" w:sz="0" w:space="0" w:color="000000"/>
-                <w:right w:val="none" w:sz="0" w:space="0" w:color="000000"/>
-              </w:pBdr>
-              <w:spacing w:after="100" w:before="100" w:line="240"/>
-              <w:ind w:left="100" w:right="100" w:firstLine="0" w:firstLineChars="0"/>
-              <w:rPr>
-                <w:rFonts w:ascii="Helvetica" w:hAnsi="Helvetica" w:eastAsia="Helvetica" w:cs="Helvetica"/>
-                <w:i w:val="false"/>
-                <w:b w:val="false"/>
-                <w:u w:val="none"/>
-                <w:sz w:val="22"/>
-                <w:szCs w:val="22"/>
-                <w:color w:val="000000"/>
-              </w:rPr>
-            </w:pPr>
-            <w:r>
-              <w:rPr>
-                <w:rFonts w:ascii="Helvetica" w:hAnsi="Helvetica" w:eastAsia="Helvetica" w:cs="Helvetica"/>
-                <w:i w:val="false"/>
-                <w:b w:val="false"/>
-                <w:u w:val="none"/>
-                <w:sz w:val="22"/>
-                <w:szCs w:val="22"/>
-                <w:color w:val="000000"/>
-              </w:rPr>
-              <w:t xml:space="preserve">0.470</w:t>
+              <w:t xml:space="preserve">1.06</w:t>
+            </w:r>
+          </w:p>
+        </w:tc>
+        <w:tc>
+          <w:tcPr>
+            <w:tcBorders>
+              <w:bottom w:val="none" w:sz="0" w:space="0" w:color="000000"/>
+              <w:top w:val="none" w:sz="0" w:space="0" w:color="000000"/>
+              <w:left w:val="none" w:sz="0" w:space="0" w:color="000000"/>
+              <w:right w:val="none" w:sz="0" w:space="0" w:color="000000"/>
+            </w:tcBorders>
+            <w:shd w:val="clear" w:color="auto" w:fill="FFFFFF"/>
+            <w:tcMar>
+              <w:top w:w="0" w:type="dxa"/>
+              <w:bottom w:w="0" w:type="dxa"/>
+              <w:left w:w="0" w:type="dxa"/>
+              <w:right w:w="0" w:type="dxa"/>
+            </w:tcMar>
+            <w:vAlign w:val="top"/>
+          </w:tcPr>
+          <w:p>
+            <w:pPr>
+              <w:pStyle w:val="Normal"/>
+              <w:jc w:val="center"/>
+              <w:pBdr>
+                <w:bottom w:val="none" w:sz="0" w:space="0" w:color="000000"/>
+                <w:top w:val="none" w:sz="0" w:space="0" w:color="000000"/>
+                <w:left w:val="none" w:sz="0" w:space="0" w:color="000000"/>
+                <w:right w:val="none" w:sz="0" w:space="0" w:color="000000"/>
+              </w:pBdr>
+              <w:spacing w:after="100" w:before="100" w:line="240"/>
+              <w:ind w:left="100" w:right="100" w:firstLine="0" w:firstLineChars="0"/>
+              <w:rPr>
+                <w:rFonts w:ascii="Helvetica" w:hAnsi="Helvetica" w:eastAsia="Helvetica" w:cs="Helvetica"/>
+                <w:i w:val="false"/>
+                <w:b w:val="false"/>
+                <w:u w:val="none"/>
+                <w:sz w:val="22"/>
+                <w:szCs w:val="22"/>
+                <w:color w:val="000000"/>
+              </w:rPr>
+            </w:pPr>
+            <w:r>
+              <w:rPr>
+                <w:rFonts w:ascii="Helvetica" w:hAnsi="Helvetica" w:eastAsia="Helvetica" w:cs="Helvetica"/>
+                <w:i w:val="false"/>
+                <w:b w:val="false"/>
+                <w:u w:val="none"/>
+                <w:sz w:val="22"/>
+                <w:szCs w:val="22"/>
+                <w:color w:val="000000"/>
+              </w:rPr>
+              <w:t xml:space="preserve">0.92, 1.22</w:t>
+            </w:r>
+          </w:p>
+        </w:tc>
+        <w:tc>
+          <w:tcPr>
+            <w:tcBorders>
+              <w:bottom w:val="none" w:sz="0" w:space="0" w:color="000000"/>
+              <w:top w:val="none" w:sz="0" w:space="0" w:color="000000"/>
+              <w:left w:val="none" w:sz="0" w:space="0" w:color="000000"/>
+              <w:right w:val="none" w:sz="0" w:space="0" w:color="000000"/>
+            </w:tcBorders>
+            <w:shd w:val="clear" w:color="auto" w:fill="FFFFFF"/>
+            <w:tcMar>
+              <w:top w:w="0" w:type="dxa"/>
+              <w:bottom w:w="0" w:type="dxa"/>
+              <w:left w:w="0" w:type="dxa"/>
+              <w:right w:w="0" w:type="dxa"/>
+            </w:tcMar>
+            <w:vAlign w:val="top"/>
+          </w:tcPr>
+          <w:p>
+            <w:pPr>
+              <w:pStyle w:val="Normal"/>
+              <w:jc w:val="center"/>
+              <w:pBdr>
+                <w:bottom w:val="none" w:sz="0" w:space="0" w:color="000000"/>
+                <w:top w:val="none" w:sz="0" w:space="0" w:color="000000"/>
+                <w:left w:val="none" w:sz="0" w:space="0" w:color="000000"/>
+                <w:right w:val="none" w:sz="0" w:space="0" w:color="000000"/>
+              </w:pBdr>
+              <w:spacing w:after="100" w:before="100" w:line="240"/>
+              <w:ind w:left="100" w:right="100" w:firstLine="0" w:firstLineChars="0"/>
+              <w:rPr>
+                <w:rFonts w:ascii="Helvetica" w:hAnsi="Helvetica" w:eastAsia="Helvetica" w:cs="Helvetica"/>
+                <w:i w:val="false"/>
+                <w:b w:val="false"/>
+                <w:u w:val="none"/>
+                <w:sz w:val="22"/>
+                <w:szCs w:val="22"/>
+                <w:color w:val="000000"/>
+              </w:rPr>
+            </w:pPr>
+            <w:r>
+              <w:rPr>
+                <w:rFonts w:ascii="Helvetica" w:hAnsi="Helvetica" w:eastAsia="Helvetica" w:cs="Helvetica"/>
+                <w:i w:val="false"/>
+                <w:b w:val="false"/>
+                <w:u w:val="none"/>
+                <w:sz w:val="22"/>
+                <w:szCs w:val="22"/>
+                <w:color w:val="000000"/>
+              </w:rPr>
+              <w:t xml:space="preserve">0.430</w:t>
             </w:r>
           </w:p>
         </w:tc>
@@ -13661,113 +13661,113 @@
                 <w:szCs w:val="22"/>
                 <w:color w:val="000000"/>
               </w:rPr>
-              <w:t xml:space="preserve">0.21</w:t>
-            </w:r>
-          </w:p>
-        </w:tc>
-        <w:tc>
-          <w:tcPr>
-            <w:tcBorders>
-              <w:bottom w:val="none" w:sz="0" w:space="0" w:color="000000"/>
-              <w:top w:val="none" w:sz="0" w:space="0" w:color="000000"/>
-              <w:left w:val="none" w:sz="0" w:space="0" w:color="000000"/>
-              <w:right w:val="none" w:sz="0" w:space="0" w:color="000000"/>
-            </w:tcBorders>
-            <w:shd w:val="clear" w:color="auto" w:fill="FFFFFF"/>
-            <w:tcMar>
-              <w:top w:w="0" w:type="dxa"/>
-              <w:bottom w:w="0" w:type="dxa"/>
-              <w:left w:w="0" w:type="dxa"/>
-              <w:right w:w="0" w:type="dxa"/>
-            </w:tcMar>
-            <w:vAlign w:val="top"/>
-          </w:tcPr>
-          <w:p>
-            <w:pPr>
-              <w:pStyle w:val="Normal"/>
-              <w:jc w:val="center"/>
-              <w:pBdr>
-                <w:bottom w:val="none" w:sz="0" w:space="0" w:color="000000"/>
-                <w:top w:val="none" w:sz="0" w:space="0" w:color="000000"/>
-                <w:left w:val="none" w:sz="0" w:space="0" w:color="000000"/>
-                <w:right w:val="none" w:sz="0" w:space="0" w:color="000000"/>
-              </w:pBdr>
-              <w:spacing w:after="100" w:before="100" w:line="240"/>
-              <w:ind w:left="100" w:right="100" w:firstLine="0" w:firstLineChars="0"/>
-              <w:rPr>
-                <w:rFonts w:ascii="Helvetica" w:hAnsi="Helvetica" w:eastAsia="Helvetica" w:cs="Helvetica"/>
-                <w:i w:val="false"/>
-                <w:b w:val="false"/>
-                <w:u w:val="none"/>
-                <w:sz w:val="22"/>
-                <w:szCs w:val="22"/>
-                <w:color w:val="000000"/>
-              </w:rPr>
-            </w:pPr>
-            <w:r>
-              <w:rPr>
-                <w:rFonts w:ascii="Helvetica" w:hAnsi="Helvetica" w:eastAsia="Helvetica" w:cs="Helvetica"/>
-                <w:i w:val="false"/>
-                <w:b w:val="false"/>
-                <w:u w:val="none"/>
-                <w:sz w:val="22"/>
-                <w:szCs w:val="22"/>
-                <w:color w:val="000000"/>
-              </w:rPr>
-              <w:t xml:space="preserve">0.02, 2.06</w:t>
-            </w:r>
-          </w:p>
-        </w:tc>
-        <w:tc>
-          <w:tcPr>
-            <w:tcBorders>
-              <w:bottom w:val="none" w:sz="0" w:space="0" w:color="000000"/>
-              <w:top w:val="none" w:sz="0" w:space="0" w:color="000000"/>
-              <w:left w:val="none" w:sz="0" w:space="0" w:color="000000"/>
-              <w:right w:val="none" w:sz="0" w:space="0" w:color="000000"/>
-            </w:tcBorders>
-            <w:shd w:val="clear" w:color="auto" w:fill="FFFFFF"/>
-            <w:tcMar>
-              <w:top w:w="0" w:type="dxa"/>
-              <w:bottom w:w="0" w:type="dxa"/>
-              <w:left w:w="0" w:type="dxa"/>
-              <w:right w:w="0" w:type="dxa"/>
-            </w:tcMar>
-            <w:vAlign w:val="top"/>
-          </w:tcPr>
-          <w:p>
-            <w:pPr>
-              <w:pStyle w:val="Normal"/>
-              <w:jc w:val="center"/>
-              <w:pBdr>
-                <w:bottom w:val="none" w:sz="0" w:space="0" w:color="000000"/>
-                <w:top w:val="none" w:sz="0" w:space="0" w:color="000000"/>
-                <w:left w:val="none" w:sz="0" w:space="0" w:color="000000"/>
-                <w:right w:val="none" w:sz="0" w:space="0" w:color="000000"/>
-              </w:pBdr>
-              <w:spacing w:after="100" w:before="100" w:line="240"/>
-              <w:ind w:left="100" w:right="100" w:firstLine="0" w:firstLineChars="0"/>
-              <w:rPr>
-                <w:rFonts w:ascii="Helvetica" w:hAnsi="Helvetica" w:eastAsia="Helvetica" w:cs="Helvetica"/>
-                <w:i w:val="false"/>
-                <w:b w:val="false"/>
-                <w:u w:val="none"/>
-                <w:sz w:val="22"/>
-                <w:szCs w:val="22"/>
-                <w:color w:val="000000"/>
-              </w:rPr>
-            </w:pPr>
-            <w:r>
-              <w:rPr>
-                <w:rFonts w:ascii="Helvetica" w:hAnsi="Helvetica" w:eastAsia="Helvetica" w:cs="Helvetica"/>
-                <w:i w:val="false"/>
-                <w:b w:val="false"/>
-                <w:u w:val="none"/>
-                <w:sz w:val="22"/>
-                <w:szCs w:val="22"/>
-                <w:color w:val="000000"/>
-              </w:rPr>
-              <w:t xml:space="preserve">0.180</w:t>
+              <w:t xml:space="preserve">0.18</w:t>
+            </w:r>
+          </w:p>
+        </w:tc>
+        <w:tc>
+          <w:tcPr>
+            <w:tcBorders>
+              <w:bottom w:val="none" w:sz="0" w:space="0" w:color="000000"/>
+              <w:top w:val="none" w:sz="0" w:space="0" w:color="000000"/>
+              <w:left w:val="none" w:sz="0" w:space="0" w:color="000000"/>
+              <w:right w:val="none" w:sz="0" w:space="0" w:color="000000"/>
+            </w:tcBorders>
+            <w:shd w:val="clear" w:color="auto" w:fill="FFFFFF"/>
+            <w:tcMar>
+              <w:top w:w="0" w:type="dxa"/>
+              <w:bottom w:w="0" w:type="dxa"/>
+              <w:left w:w="0" w:type="dxa"/>
+              <w:right w:w="0" w:type="dxa"/>
+            </w:tcMar>
+            <w:vAlign w:val="top"/>
+          </w:tcPr>
+          <w:p>
+            <w:pPr>
+              <w:pStyle w:val="Normal"/>
+              <w:jc w:val="center"/>
+              <w:pBdr>
+                <w:bottom w:val="none" w:sz="0" w:space="0" w:color="000000"/>
+                <w:top w:val="none" w:sz="0" w:space="0" w:color="000000"/>
+                <w:left w:val="none" w:sz="0" w:space="0" w:color="000000"/>
+                <w:right w:val="none" w:sz="0" w:space="0" w:color="000000"/>
+              </w:pBdr>
+              <w:spacing w:after="100" w:before="100" w:line="240"/>
+              <w:ind w:left="100" w:right="100" w:firstLine="0" w:firstLineChars="0"/>
+              <w:rPr>
+                <w:rFonts w:ascii="Helvetica" w:hAnsi="Helvetica" w:eastAsia="Helvetica" w:cs="Helvetica"/>
+                <w:i w:val="false"/>
+                <w:b w:val="false"/>
+                <w:u w:val="none"/>
+                <w:sz w:val="22"/>
+                <w:szCs w:val="22"/>
+                <w:color w:val="000000"/>
+              </w:rPr>
+            </w:pPr>
+            <w:r>
+              <w:rPr>
+                <w:rFonts w:ascii="Helvetica" w:hAnsi="Helvetica" w:eastAsia="Helvetica" w:cs="Helvetica"/>
+                <w:i w:val="false"/>
+                <w:b w:val="false"/>
+                <w:u w:val="none"/>
+                <w:sz w:val="22"/>
+                <w:szCs w:val="22"/>
+                <w:color w:val="000000"/>
+              </w:rPr>
+              <w:t xml:space="preserve">0.02, 2.04</w:t>
+            </w:r>
+          </w:p>
+        </w:tc>
+        <w:tc>
+          <w:tcPr>
+            <w:tcBorders>
+              <w:bottom w:val="none" w:sz="0" w:space="0" w:color="000000"/>
+              <w:top w:val="none" w:sz="0" w:space="0" w:color="000000"/>
+              <w:left w:val="none" w:sz="0" w:space="0" w:color="000000"/>
+              <w:right w:val="none" w:sz="0" w:space="0" w:color="000000"/>
+            </w:tcBorders>
+            <w:shd w:val="clear" w:color="auto" w:fill="FFFFFF"/>
+            <w:tcMar>
+              <w:top w:w="0" w:type="dxa"/>
+              <w:bottom w:w="0" w:type="dxa"/>
+              <w:left w:w="0" w:type="dxa"/>
+              <w:right w:w="0" w:type="dxa"/>
+            </w:tcMar>
+            <w:vAlign w:val="top"/>
+          </w:tcPr>
+          <w:p>
+            <w:pPr>
+              <w:pStyle w:val="Normal"/>
+              <w:jc w:val="center"/>
+              <w:pBdr>
+                <w:bottom w:val="none" w:sz="0" w:space="0" w:color="000000"/>
+                <w:top w:val="none" w:sz="0" w:space="0" w:color="000000"/>
+                <w:left w:val="none" w:sz="0" w:space="0" w:color="000000"/>
+                <w:right w:val="none" w:sz="0" w:space="0" w:color="000000"/>
+              </w:pBdr>
+              <w:spacing w:after="100" w:before="100" w:line="240"/>
+              <w:ind w:left="100" w:right="100" w:firstLine="0" w:firstLineChars="0"/>
+              <w:rPr>
+                <w:rFonts w:ascii="Helvetica" w:hAnsi="Helvetica" w:eastAsia="Helvetica" w:cs="Helvetica"/>
+                <w:i w:val="false"/>
+                <w:b w:val="false"/>
+                <w:u w:val="none"/>
+                <w:sz w:val="22"/>
+                <w:szCs w:val="22"/>
+                <w:color w:val="000000"/>
+              </w:rPr>
+            </w:pPr>
+            <w:r>
+              <w:rPr>
+                <w:rFonts w:ascii="Helvetica" w:hAnsi="Helvetica" w:eastAsia="Helvetica" w:cs="Helvetica"/>
+                <w:i w:val="false"/>
+                <w:b w:val="false"/>
+                <w:u w:val="none"/>
+                <w:sz w:val="22"/>
+                <w:szCs w:val="22"/>
+                <w:color w:val="000000"/>
+              </w:rPr>
+              <w:t xml:space="preserve">0.170</w:t>
             </w:r>
           </w:p>
         </w:tc>
@@ -14144,113 +14144,113 @@
                 <w:szCs w:val="22"/>
                 <w:color w:val="000000"/>
               </w:rPr>
-              <w:t xml:space="preserve">0.12</w:t>
-            </w:r>
-          </w:p>
-        </w:tc>
-        <w:tc>
-          <w:tcPr>
-            <w:tcBorders>
-              <w:bottom w:val="none" w:sz="0" w:space="0" w:color="000000"/>
-              <w:top w:val="none" w:sz="0" w:space="0" w:color="000000"/>
-              <w:left w:val="none" w:sz="0" w:space="0" w:color="000000"/>
-              <w:right w:val="none" w:sz="0" w:space="0" w:color="000000"/>
-            </w:tcBorders>
-            <w:shd w:val="clear" w:color="auto" w:fill="FFFFFF"/>
-            <w:tcMar>
-              <w:top w:w="0" w:type="dxa"/>
-              <w:bottom w:w="0" w:type="dxa"/>
-              <w:left w:w="0" w:type="dxa"/>
-              <w:right w:w="0" w:type="dxa"/>
-            </w:tcMar>
-            <w:vAlign w:val="top"/>
-          </w:tcPr>
-          <w:p>
-            <w:pPr>
-              <w:pStyle w:val="Normal"/>
-              <w:jc w:val="center"/>
-              <w:pBdr>
-                <w:bottom w:val="none" w:sz="0" w:space="0" w:color="000000"/>
-                <w:top w:val="none" w:sz="0" w:space="0" w:color="000000"/>
-                <w:left w:val="none" w:sz="0" w:space="0" w:color="000000"/>
-                <w:right w:val="none" w:sz="0" w:space="0" w:color="000000"/>
-              </w:pBdr>
-              <w:spacing w:after="100" w:before="100" w:line="240"/>
-              <w:ind w:left="100" w:right="100" w:firstLine="0" w:firstLineChars="0"/>
-              <w:rPr>
-                <w:rFonts w:ascii="Helvetica" w:hAnsi="Helvetica" w:eastAsia="Helvetica" w:cs="Helvetica"/>
-                <w:i w:val="false"/>
-                <w:b w:val="false"/>
-                <w:u w:val="none"/>
-                <w:sz w:val="22"/>
-                <w:szCs w:val="22"/>
-                <w:color w:val="000000"/>
-              </w:rPr>
-            </w:pPr>
-            <w:r>
-              <w:rPr>
-                <w:rFonts w:ascii="Helvetica" w:hAnsi="Helvetica" w:eastAsia="Helvetica" w:cs="Helvetica"/>
-                <w:i w:val="false"/>
-                <w:b w:val="false"/>
-                <w:u w:val="none"/>
-                <w:sz w:val="22"/>
-                <w:szCs w:val="22"/>
-                <w:color w:val="000000"/>
-              </w:rPr>
-              <w:t xml:space="preserve">0.00, 12.1</w:t>
-            </w:r>
-          </w:p>
-        </w:tc>
-        <w:tc>
-          <w:tcPr>
-            <w:tcBorders>
-              <w:bottom w:val="none" w:sz="0" w:space="0" w:color="000000"/>
-              <w:top w:val="none" w:sz="0" w:space="0" w:color="000000"/>
-              <w:left w:val="none" w:sz="0" w:space="0" w:color="000000"/>
-              <w:right w:val="none" w:sz="0" w:space="0" w:color="000000"/>
-            </w:tcBorders>
-            <w:shd w:val="clear" w:color="auto" w:fill="FFFFFF"/>
-            <w:tcMar>
-              <w:top w:w="0" w:type="dxa"/>
-              <w:bottom w:w="0" w:type="dxa"/>
-              <w:left w:w="0" w:type="dxa"/>
-              <w:right w:w="0" w:type="dxa"/>
-            </w:tcMar>
-            <w:vAlign w:val="top"/>
-          </w:tcPr>
-          <w:p>
-            <w:pPr>
-              <w:pStyle w:val="Normal"/>
-              <w:jc w:val="center"/>
-              <w:pBdr>
-                <w:bottom w:val="none" w:sz="0" w:space="0" w:color="000000"/>
-                <w:top w:val="none" w:sz="0" w:space="0" w:color="000000"/>
-                <w:left w:val="none" w:sz="0" w:space="0" w:color="000000"/>
-                <w:right w:val="none" w:sz="0" w:space="0" w:color="000000"/>
-              </w:pBdr>
-              <w:spacing w:after="100" w:before="100" w:line="240"/>
-              <w:ind w:left="100" w:right="100" w:firstLine="0" w:firstLineChars="0"/>
-              <w:rPr>
-                <w:rFonts w:ascii="Helvetica" w:hAnsi="Helvetica" w:eastAsia="Helvetica" w:cs="Helvetica"/>
-                <w:i w:val="false"/>
-                <w:b w:val="false"/>
-                <w:u w:val="none"/>
-                <w:sz w:val="22"/>
-                <w:szCs w:val="22"/>
-                <w:color w:val="000000"/>
-              </w:rPr>
-            </w:pPr>
-            <w:r>
-              <w:rPr>
-                <w:rFonts w:ascii="Helvetica" w:hAnsi="Helvetica" w:eastAsia="Helvetica" w:cs="Helvetica"/>
-                <w:i w:val="false"/>
-                <w:b w:val="false"/>
-                <w:u w:val="none"/>
-                <w:sz w:val="22"/>
-                <w:szCs w:val="22"/>
-                <w:color w:val="000000"/>
-              </w:rPr>
-              <w:t xml:space="preserve">0.370</w:t>
+              <w:t xml:space="preserve">0.14</w:t>
+            </w:r>
+          </w:p>
+        </w:tc>
+        <w:tc>
+          <w:tcPr>
+            <w:tcBorders>
+              <w:bottom w:val="none" w:sz="0" w:space="0" w:color="000000"/>
+              <w:top w:val="none" w:sz="0" w:space="0" w:color="000000"/>
+              <w:left w:val="none" w:sz="0" w:space="0" w:color="000000"/>
+              <w:right w:val="none" w:sz="0" w:space="0" w:color="000000"/>
+            </w:tcBorders>
+            <w:shd w:val="clear" w:color="auto" w:fill="FFFFFF"/>
+            <w:tcMar>
+              <w:top w:w="0" w:type="dxa"/>
+              <w:bottom w:w="0" w:type="dxa"/>
+              <w:left w:w="0" w:type="dxa"/>
+              <w:right w:w="0" w:type="dxa"/>
+            </w:tcMar>
+            <w:vAlign w:val="top"/>
+          </w:tcPr>
+          <w:p>
+            <w:pPr>
+              <w:pStyle w:val="Normal"/>
+              <w:jc w:val="center"/>
+              <w:pBdr>
+                <w:bottom w:val="none" w:sz="0" w:space="0" w:color="000000"/>
+                <w:top w:val="none" w:sz="0" w:space="0" w:color="000000"/>
+                <w:left w:val="none" w:sz="0" w:space="0" w:color="000000"/>
+                <w:right w:val="none" w:sz="0" w:space="0" w:color="000000"/>
+              </w:pBdr>
+              <w:spacing w:after="100" w:before="100" w:line="240"/>
+              <w:ind w:left="100" w:right="100" w:firstLine="0" w:firstLineChars="0"/>
+              <w:rPr>
+                <w:rFonts w:ascii="Helvetica" w:hAnsi="Helvetica" w:eastAsia="Helvetica" w:cs="Helvetica"/>
+                <w:i w:val="false"/>
+                <w:b w:val="false"/>
+                <w:u w:val="none"/>
+                <w:sz w:val="22"/>
+                <w:szCs w:val="22"/>
+                <w:color w:val="000000"/>
+              </w:rPr>
+            </w:pPr>
+            <w:r>
+              <w:rPr>
+                <w:rFonts w:ascii="Helvetica" w:hAnsi="Helvetica" w:eastAsia="Helvetica" w:cs="Helvetica"/>
+                <w:i w:val="false"/>
+                <w:b w:val="false"/>
+                <w:u w:val="none"/>
+                <w:sz w:val="22"/>
+                <w:szCs w:val="22"/>
+                <w:color w:val="000000"/>
+              </w:rPr>
+              <w:t xml:space="preserve">0.00, 12.0</w:t>
+            </w:r>
+          </w:p>
+        </w:tc>
+        <w:tc>
+          <w:tcPr>
+            <w:tcBorders>
+              <w:bottom w:val="none" w:sz="0" w:space="0" w:color="000000"/>
+              <w:top w:val="none" w:sz="0" w:space="0" w:color="000000"/>
+              <w:left w:val="none" w:sz="0" w:space="0" w:color="000000"/>
+              <w:right w:val="none" w:sz="0" w:space="0" w:color="000000"/>
+            </w:tcBorders>
+            <w:shd w:val="clear" w:color="auto" w:fill="FFFFFF"/>
+            <w:tcMar>
+              <w:top w:w="0" w:type="dxa"/>
+              <w:bottom w:w="0" w:type="dxa"/>
+              <w:left w:w="0" w:type="dxa"/>
+              <w:right w:w="0" w:type="dxa"/>
+            </w:tcMar>
+            <w:vAlign w:val="top"/>
+          </w:tcPr>
+          <w:p>
+            <w:pPr>
+              <w:pStyle w:val="Normal"/>
+              <w:jc w:val="center"/>
+              <w:pBdr>
+                <w:bottom w:val="none" w:sz="0" w:space="0" w:color="000000"/>
+                <w:top w:val="none" w:sz="0" w:space="0" w:color="000000"/>
+                <w:left w:val="none" w:sz="0" w:space="0" w:color="000000"/>
+                <w:right w:val="none" w:sz="0" w:space="0" w:color="000000"/>
+              </w:pBdr>
+              <w:spacing w:after="100" w:before="100" w:line="240"/>
+              <w:ind w:left="100" w:right="100" w:firstLine="0" w:firstLineChars="0"/>
+              <w:rPr>
+                <w:rFonts w:ascii="Helvetica" w:hAnsi="Helvetica" w:eastAsia="Helvetica" w:cs="Helvetica"/>
+                <w:i w:val="false"/>
+                <w:b w:val="false"/>
+                <w:u w:val="none"/>
+                <w:sz w:val="22"/>
+                <w:szCs w:val="22"/>
+                <w:color w:val="000000"/>
+              </w:rPr>
+            </w:pPr>
+            <w:r>
+              <w:rPr>
+                <w:rFonts w:ascii="Helvetica" w:hAnsi="Helvetica" w:eastAsia="Helvetica" w:cs="Helvetica"/>
+                <w:i w:val="false"/>
+                <w:b w:val="false"/>
+                <w:u w:val="none"/>
+                <w:sz w:val="22"/>
+                <w:szCs w:val="22"/>
+                <w:color w:val="000000"/>
+              </w:rPr>
+              <w:t xml:space="preserve">0.390</w:t>
             </w:r>
           </w:p>
         </w:tc>
@@ -14309,7 +14309,7 @@
                 <w:szCs w:val="22"/>
                 <w:color w:val="000000"/>
               </w:rPr>
-              <w:t xml:space="preserve">ckd_epi_gfr_cre_cys</w:t>
+              <w:t xml:space="preserve">baseline_cre_egfr</w:t>
             </w:r>
           </w:p>
         </w:tc>
@@ -14415,7 +14415,7 @@
                 <w:szCs w:val="22"/>
                 <w:color w:val="000000"/>
               </w:rPr>
-              <w:t xml:space="preserve">1.00</w:t>
+              <w:t xml:space="preserve">1.01</w:t>
             </w:r>
           </w:p>
         </w:tc>
@@ -14468,7 +14468,7 @@
                 <w:szCs w:val="22"/>
                 <w:color w:val="000000"/>
               </w:rPr>
-              <w:t xml:space="preserve">0.96, 1.04</w:t>
+              <w:t xml:space="preserve">0.97, 1.06</w:t>
             </w:r>
           </w:p>
         </w:tc>
@@ -14521,7 +14521,7 @@
                 <w:szCs w:val="22"/>
                 <w:color w:val="000000"/>
               </w:rPr>
-              <w:t xml:space="preserve">0.960</w:t>
+              <w:t xml:space="preserve">0.490</w:t>
             </w:r>
           </w:p>
         </w:tc>
@@ -14627,7 +14627,7 @@
                 <w:szCs w:val="22"/>
                 <w:color w:val="000000"/>
               </w:rPr>
-              <w:t xml:space="preserve">1.03</w:t>
+              <w:t xml:space="preserve">1.05</w:t>
             </w:r>
           </w:p>
         </w:tc>
@@ -14680,7 +14680,7 @@
                 <w:szCs w:val="22"/>
                 <w:color w:val="000000"/>
               </w:rPr>
-              <w:t xml:space="preserve">0.96, 1.10</w:t>
+              <w:t xml:space="preserve">0.96, 1.15</w:t>
             </w:r>
           </w:p>
         </w:tc>
@@ -14733,7 +14733,7 @@
                 <w:szCs w:val="22"/>
                 <w:color w:val="000000"/>
               </w:rPr>
-              <w:t xml:space="preserve">0.400</w:t>
+              <w:t xml:space="preserve">0.250</w:t>
             </w:r>
           </w:p>
         </w:tc>
